--- a/data/outputs/v2/General_Science/SS3.2_Linear_Motion/General_Science_Linear_Motion_FinalExplanation_TeacherKey.docx
+++ b/data/outputs/v2/General_Science/SS3.2_Linear_Motion/General_Science_Linear_Motion_FinalExplanation_TeacherKey.docx
@@ -3206,7 +3206,7 @@
         </w:rPr>
         <w:t xml:space="preserve">© 2026 SeaVuria and ARES. This work is licensed under a </w:t>
       </w:r>
-      <w:hyperlink w:history="1" r:id="rIdji9wlu0vcfmljagkmyi3l">
+      <w:hyperlink w:history="1" r:id="rIdzfcfehekqqrgfho5rtvoc">
         <w:r>
           <w:rPr>
             <w:rFonts w:ascii="Arial" w:cs="Arial" w:eastAsia="Arial" w:hAnsi="Arial"/>
@@ -3226,7 +3226,7 @@
         </w:rPr>
         <w:t xml:space="preserve"> (</w:t>
       </w:r>
-      <w:hyperlink w:history="1" r:id="rIdkhngts8z10osk_ny0mnkq">
+      <w:hyperlink w:history="1" r:id="rIdnqzj_41wcs-fb9kt1917q">
         <w:r>
           <w:rPr>
             <w:rFonts w:ascii="Arial" w:cs="Arial" w:eastAsia="Arial" w:hAnsi="Arial"/>
@@ -3246,7 +3246,7 @@
         </w:rPr>
         <w:t xml:space="preserve">). To view a copy of this license, visit </w:t>
       </w:r>
-      <w:hyperlink w:history="1" r:id="rId0trllahilryifejceo5-z">
+      <w:hyperlink w:history="1" r:id="rIdpbrrf6m9yx22yjru_hsoq">
         <w:r>
           <w:rPr>
             <w:rFonts w:ascii="Arial" w:cs="Arial" w:eastAsia="Arial" w:hAnsi="Arial"/>

--- a/data/outputs/v2/General_Science/SS3.2_Linear_Motion/General_Science_Linear_Motion_FinalExplanation_TeacherKey.docx
+++ b/data/outputs/v2/General_Science/SS3.2_Linear_Motion/General_Science_Linear_Motion_FinalExplanation_TeacherKey.docx
@@ -3206,7 +3206,7 @@
         </w:rPr>
         <w:t xml:space="preserve">© 2026 SeaVuria and ARES. This work is licensed under a </w:t>
       </w:r>
-      <w:hyperlink w:history="1" r:id="rIdzfcfehekqqrgfho5rtvoc">
+      <w:hyperlink w:history="1" r:id="rIdczt8elmxoosrmjq5tedh1">
         <w:r>
           <w:rPr>
             <w:rFonts w:ascii="Arial" w:cs="Arial" w:eastAsia="Arial" w:hAnsi="Arial"/>
@@ -3226,7 +3226,7 @@
         </w:rPr>
         <w:t xml:space="preserve"> (</w:t>
       </w:r>
-      <w:hyperlink w:history="1" r:id="rIdnqzj_41wcs-fb9kt1917q">
+      <w:hyperlink w:history="1" r:id="rIdtlknwaazzdnchguac0yxj">
         <w:r>
           <w:rPr>
             <w:rFonts w:ascii="Arial" w:cs="Arial" w:eastAsia="Arial" w:hAnsi="Arial"/>
@@ -3246,7 +3246,7 @@
         </w:rPr>
         <w:t xml:space="preserve">). To view a copy of this license, visit </w:t>
       </w:r>
-      <w:hyperlink w:history="1" r:id="rIdpbrrf6m9yx22yjru_hsoq">
+      <w:hyperlink w:history="1" r:id="rIdydfkrezsvu7qsujrll9jb">
         <w:r>
           <w:rPr>
             <w:rFonts w:ascii="Arial" w:cs="Arial" w:eastAsia="Arial" w:hAnsi="Arial"/>

--- a/data/outputs/v2/General_Science/SS3.2_Linear_Motion/General_Science_Linear_Motion_FinalExplanation_TeacherKey.docx
+++ b/data/outputs/v2/General_Science/SS3.2_Linear_Motion/General_Science_Linear_Motion_FinalExplanation_TeacherKey.docx
@@ -3206,7 +3206,7 @@
         </w:rPr>
         <w:t xml:space="preserve">© 2026 SeaVuria and ARES. This work is licensed under a </w:t>
       </w:r>
-      <w:hyperlink w:history="1" r:id="rIdczt8elmxoosrmjq5tedh1">
+      <w:hyperlink w:history="1" r:id="rIdflionhfstnos0xgkkdj4j">
         <w:r>
           <w:rPr>
             <w:rFonts w:ascii="Arial" w:cs="Arial" w:eastAsia="Arial" w:hAnsi="Arial"/>
@@ -3226,7 +3226,7 @@
         </w:rPr>
         <w:t xml:space="preserve"> (</w:t>
       </w:r>
-      <w:hyperlink w:history="1" r:id="rIdtlknwaazzdnchguac0yxj">
+      <w:hyperlink w:history="1" r:id="rIdyo_203kqyoeyd4wezswtx">
         <w:r>
           <w:rPr>
             <w:rFonts w:ascii="Arial" w:cs="Arial" w:eastAsia="Arial" w:hAnsi="Arial"/>
@@ -3246,7 +3246,7 @@
         </w:rPr>
         <w:t xml:space="preserve">). To view a copy of this license, visit </w:t>
       </w:r>
-      <w:hyperlink w:history="1" r:id="rIdydfkrezsvu7qsujrll9jb">
+      <w:hyperlink w:history="1" r:id="rIdzmwncj4bnojvhsxibw0b4">
         <w:r>
           <w:rPr>
             <w:rFonts w:ascii="Arial" w:cs="Arial" w:eastAsia="Arial" w:hAnsi="Arial"/>

--- a/data/outputs/v2/General_Science/SS3.2_Linear_Motion/General_Science_Linear_Motion_FinalExplanation_TeacherKey.docx
+++ b/data/outputs/v2/General_Science/SS3.2_Linear_Motion/General_Science_Linear_Motion_FinalExplanation_TeacherKey.docx
@@ -95,7 +95,7 @@
                 <w:sz w:val="22"/>
                 <w:szCs w:val="22"/>
               </w:rPr>
-              <w:t xml:space="preserve">FINAL EXPLANATION: GENERAL SCIENCE GRADE 10 – SUB-STRAND 3.2 LINEAR MOTION: FINAL EXPLANATION – THE MKOKOTENI MYSTERY SOLVED</w:t>
+              <w:t xml:space="preserve">FINAL EXPLANATION: GENERAL SCIENCE GRADE 10 – 3.2 LINEAR MOTION: FINAL EXPLANATION</w:t>
             </w:r>
           </w:p>
         </w:tc>
@@ -224,7 +224,7 @@
                 <w:sz w:val="18"/>
                 <w:szCs w:val="18"/>
               </w:rPr>
-              <w:t xml:space="preserve">This is your Final Explanation. Think back to the runaway mkokoteni loaded with sacks of maize on the Limuru–Nairobi escarpment road. Answer every question in the space under it, working on your own. For calculations, write GIVEN, FIND, the equation you choose, your working and your answer with units. Use g = 10 m/s² for free fall. Use the scientific words you learned (distance, displacement, speed, velocity, acceleration). Write in full sentences when you are asked to explain.</w:t>
+              <w:t xml:space="preserve">This is your Final Explanation for the Driving Question: Why does a runaway mkokoteni on the Limuru escarpment keep getting faster, and how can we use mathematics to predict exactly how fast and how far it will travel before it crashes? Work on your own. Write your answers in the space under each prompt. Use what you observed, measured and calculated in Lessons 1 to 7. Show every calculation: write the known values with units, name the equation you choose, and give your final answer with units. Use g = 10 m/s² in all calculations. Ignore friction and air resistance unless the question says otherwise. Remember Mzee Kamau's mkokoteni (300 kg when loaded) is released from rest on a straight, steady slope on the Limuru-Nairobi escarpment road where sin(angle) = 0.2. It crashes into a parked lorry after 100 m along the road.</w:t>
             </w:r>
           </w:p>
         </w:tc>
@@ -285,7 +285,7 @@
                 <w:sz w:val="22"/>
                 <w:szCs w:val="22"/>
               </w:rPr>
-              <w:t xml:space="preserve">Part 1: Why does the mkokoteni keep getting faster?</w:t>
+              <w:t xml:space="preserve">Part 1: Explaining what Achieng saw</w:t>
             </w:r>
           </w:p>
         </w:tc>
@@ -319,64 +319,83 @@
                 <w:sz w:val="18"/>
                 <w:szCs w:val="18"/>
               </w:rPr>
-              <w:t xml:space="preserve">The mkokoteni was released from rest at the top of the Limuru escarpment. Nobody pushed it and it has no engine, yet witnesses said it became dangerously fast within seconds.</w:t>
-            </w:r>
-          </w:p>
-          <w:p>
-            <w:pPr>
-              <w:spacing w:after="40" w:before="0"/>
-              <w:jc w:val="left"/>
-            </w:pPr>
-            <w:r>
-              <w:rPr>
-                <w:rFonts w:ascii="Arial" w:cs="Arial" w:eastAsia="Arial" w:hAnsi="Arial"/>
-                <w:b/>
-                <w:bCs/>
-                <w:i w:val="false"/>
-                <w:iCs w:val="false"/>
-                <w:color w:val="000000"/>
-                <w:sz w:val="18"/>
-                <w:szCs w:val="18"/>
-              </w:rPr>
-              <w:t xml:space="preserve">(a) Some people in your Lesson 1 discussion said 'something must be pushing it'. Use your knowledge of gravity to explain what is really happening to the cart's motion.</w:t>
-            </w:r>
-          </w:p>
-          <w:p>
-            <w:pPr>
-              <w:spacing w:after="40" w:before="0"/>
-              <w:jc w:val="left"/>
-            </w:pPr>
-            <w:r>
-              <w:rPr>
-                <w:rFonts w:ascii="Arial" w:cs="Arial" w:eastAsia="Arial" w:hAnsi="Arial"/>
-                <w:b/>
-                <w:bCs/>
-                <w:i w:val="false"/>
-                <w:iCs w:val="false"/>
-                <w:color w:val="000000"/>
-                <w:sz w:val="18"/>
-                <w:szCs w:val="18"/>
-              </w:rPr>
-              <w:t xml:space="preserve">(b) What do we call the continuous change in velocity of the cart? Explain how it is different from speed.</w:t>
-            </w:r>
-          </w:p>
-          <w:p>
-            <w:pPr>
-              <w:spacing w:after="40" w:before="0"/>
-              <w:jc w:val="left"/>
-            </w:pPr>
-            <w:r>
-              <w:rPr>
-                <w:rFonts w:ascii="Arial" w:cs="Arial" w:eastAsia="Arial" w:hAnsi="Arial"/>
-                <w:b/>
-                <w:bCs/>
-                <w:i w:val="false"/>
-                <w:iCs w:val="false"/>
-                <w:color w:val="000000"/>
-                <w:sz w:val="18"/>
-                <w:szCs w:val="18"/>
-              </w:rPr>
-              <w:t xml:space="preserve">(c) Explain why the cart's speed keeps increasing the whole time it rolls downhill, rather than increasing once and then staying the same.</w:t>
+              <w:t xml:space="preserve">Achieng, a bystander, said: 'It started slowly then flew.' Mzee Kamau's mkokoteni has no engine and nobody was pushing it. Write a Claim, Evidence, Reasoning explanation of why the cart keeps getting faster. In your answer:</w:t>
+            </w:r>
+          </w:p>
+          <w:p>
+            <w:pPr>
+              <w:spacing w:after="40" w:before="0"/>
+              <w:jc w:val="left"/>
+            </w:pPr>
+            <w:r>
+              <w:rPr>
+                <w:rFonts w:ascii="Arial" w:cs="Arial" w:eastAsia="Arial" w:hAnsi="Arial"/>
+                <w:b/>
+                <w:bCs/>
+                <w:i w:val="false"/>
+                <w:iCs w:val="false"/>
+                <w:color w:val="000000"/>
+                <w:sz w:val="18"/>
+                <w:szCs w:val="18"/>
+              </w:rPr>
+              <w:t xml:space="preserve">(a) State your claim.</w:t>
+            </w:r>
+          </w:p>
+          <w:p>
+            <w:pPr>
+              <w:spacing w:after="40" w:before="0"/>
+              <w:jc w:val="left"/>
+            </w:pPr>
+            <w:r>
+              <w:rPr>
+                <w:rFonts w:ascii="Arial" w:cs="Arial" w:eastAsia="Arial" w:hAnsi="Arial"/>
+                <w:b/>
+                <w:bCs/>
+                <w:i w:val="false"/>
+                <w:iCs w:val="false"/>
+                <w:color w:val="000000"/>
+                <w:sz w:val="18"/>
+                <w:szCs w:val="18"/>
+              </w:rPr>
+              <w:t xml:space="preserve">(b) Use at least three values from the cart's motion (for example, its speed at different times) as evidence.</w:t>
+            </w:r>
+          </w:p>
+          <w:p>
+            <w:pPr>
+              <w:spacing w:after="40" w:before="0"/>
+              <w:jc w:val="left"/>
+            </w:pPr>
+            <w:r>
+              <w:rPr>
+                <w:rFonts w:ascii="Arial" w:cs="Arial" w:eastAsia="Arial" w:hAnsi="Arial"/>
+                <w:b/>
+                <w:bCs/>
+                <w:i w:val="false"/>
+                <w:iCs w:val="false"/>
+                <w:color w:val="000000"/>
+                <w:sz w:val="18"/>
+                <w:szCs w:val="18"/>
+              </w:rPr>
+              <w:t xml:space="preserve">(c) Explain why the cart started slowly, and why the crash felt so sudden, using the idea of how distance changes with time.</w:t>
+            </w:r>
+          </w:p>
+          <w:p>
+            <w:pPr>
+              <w:spacing w:after="40" w:before="0"/>
+              <w:jc w:val="left"/>
+            </w:pPr>
+            <w:r>
+              <w:rPr>
+                <w:rFonts w:ascii="Arial" w:cs="Arial" w:eastAsia="Arial" w:hAnsi="Arial"/>
+                <w:b/>
+                <w:bCs/>
+                <w:i w:val="false"/>
+                <w:iCs w:val="false"/>
+                <w:color w:val="000000"/>
+                <w:sz w:val="18"/>
+                <w:szCs w:val="18"/>
+              </w:rPr>
+              <w:t xml:space="preserve">(d) Say whether the cart's motion is free fall, and explain your answer.</w:t>
             </w:r>
           </w:p>
         </w:tc>
@@ -408,45 +427,121 @@
                 <w:sz w:val="18"/>
                 <w:szCs w:val="18"/>
               </w:rPr>
-              <w:t xml:space="preserve">(a) No person is pushing the cart. Gravity is an invisible force that acts on the cart all the time. Because the road slopes downhill, gravity gives an unbalanced force down the slope. This force makes the cart start moving from rest and keeps making it move faster.</w:t>
-            </w:r>
-          </w:p>
-          <w:p>
-            <w:pPr>
-              <w:spacing w:after="40" w:before="0"/>
-              <w:jc w:val="left"/>
-            </w:pPr>
-            <w:r>
-              <w:rPr>
-                <w:rFonts w:ascii="Arial" w:cs="Arial" w:eastAsia="Arial" w:hAnsi="Arial"/>
-                <w:b w:val="false"/>
-                <w:bCs w:val="false"/>
-                <w:i w:val="false"/>
-                <w:iCs w:val="false"/>
-                <w:color w:val="000000"/>
-                <w:sz w:val="18"/>
-                <w:szCs w:val="18"/>
-              </w:rPr>
-              <w:t xml:space="preserve">(b) The continuous change in velocity is called acceleration. Speed only tells us how fast the cart is moving (how much distance it covers each second). Acceleration tells us how quickly its velocity changes each second, so a cart that speeds up has acceleration even though nobody is pushing it.</w:t>
-            </w:r>
-          </w:p>
-          <w:p>
-            <w:pPr>
-              <w:spacing w:after="40" w:before="0"/>
-              <w:jc w:val="left"/>
-            </w:pPr>
-            <w:r>
-              <w:rPr>
-                <w:rFonts w:ascii="Arial" w:cs="Arial" w:eastAsia="Arial" w:hAnsi="Arial"/>
-                <w:b w:val="false"/>
-                <w:bCs w:val="false"/>
-                <w:i w:val="false"/>
-                <w:iCs w:val="false"/>
-                <w:color w:val="000000"/>
-                <w:sz w:val="18"/>
-                <w:szCs w:val="18"/>
-              </w:rPr>
-              <w:t xml:space="preserve">(c) Gravity does not stop acting while the cart rolls. The unbalanced force down the slope is there at every moment, so the cart keeps gaining velocity every second. This produces a constant acceleration, and the speed grows steadily with time instead of levelling off. The cart starts slowly because it begins from rest, but it becomes dangerously fast within seconds because its speed adds up every second.</w:t>
+              <w:t xml:space="preserve">Claim: The mkokoteni keeps getting faster because gravity pulls it down the slope all the time. This gives it a constant acceleration of 2.0 m/s² (a = g × 0.2 = 10 × 0.2), so its velocity increases steadily even though nobody pushes it and it has no engine.</w:t>
+            </w:r>
+          </w:p>
+          <w:p>
+            <w:pPr>
+              <w:spacing w:after="40" w:before="0"/>
+              <w:jc w:val="left"/>
+            </w:pPr>
+            <w:r>
+              <w:rPr>
+                <w:rFonts w:ascii="Arial" w:cs="Arial" w:eastAsia="Arial" w:hAnsi="Arial"/>
+                <w:b w:val="false"/>
+                <w:bCs w:val="false"/>
+                <w:i w:val="false"/>
+                <w:iCs w:val="false"/>
+                <w:color w:val="000000"/>
+                <w:sz w:val="18"/>
+                <w:szCs w:val="18"/>
+              </w:rPr>
+              <w:t xml:space="preserve"/>
+            </w:r>
+          </w:p>
+          <w:p>
+            <w:pPr>
+              <w:spacing w:after="40" w:before="0"/>
+              <w:jc w:val="left"/>
+            </w:pPr>
+            <w:r>
+              <w:rPr>
+                <w:rFonts w:ascii="Arial" w:cs="Arial" w:eastAsia="Arial" w:hAnsi="Arial"/>
+                <w:b w:val="false"/>
+                <w:bCs w:val="false"/>
+                <w:i w:val="false"/>
+                <w:iCs w:val="false"/>
+                <w:color w:val="000000"/>
+                <w:sz w:val="18"/>
+                <w:szCs w:val="18"/>
+              </w:rPr>
+              <w:t xml:space="preserve">Evidence: Released from rest, the cart's velocity rises by 2 m/s every second. It is 4 m/s after 2 s, 10 m/s after 5 s and 20 m/s (72 km/h) after 10 s, when it has travelled 100 m and hits the lorry. The distance is 25 m by 5 s but 100 m by 10 s.</w:t>
+            </w:r>
+          </w:p>
+          <w:p>
+            <w:pPr>
+              <w:spacing w:after="40" w:before="0"/>
+              <w:jc w:val="left"/>
+            </w:pPr>
+            <w:r>
+              <w:rPr>
+                <w:rFonts w:ascii="Arial" w:cs="Arial" w:eastAsia="Arial" w:hAnsi="Arial"/>
+                <w:b w:val="false"/>
+                <w:bCs w:val="false"/>
+                <w:i w:val="false"/>
+                <w:iCs w:val="false"/>
+                <w:color w:val="000000"/>
+                <w:sz w:val="18"/>
+                <w:szCs w:val="18"/>
+              </w:rPr>
+              <w:t xml:space="preserve"/>
+            </w:r>
+          </w:p>
+          <w:p>
+            <w:pPr>
+              <w:spacing w:after="40" w:before="0"/>
+              <w:jc w:val="left"/>
+            </w:pPr>
+            <w:r>
+              <w:rPr>
+                <w:rFonts w:ascii="Arial" w:cs="Arial" w:eastAsia="Arial" w:hAnsi="Arial"/>
+                <w:b w:val="false"/>
+                <w:bCs w:val="false"/>
+                <w:i w:val="false"/>
+                <w:iCs w:val="false"/>
+                <w:color w:val="000000"/>
+                <w:sz w:val="18"/>
+                <w:szCs w:val="18"/>
+              </w:rPr>
+              <w:t xml:space="preserve">Reasoning: Acceleration is the change in velocity per unit time. Because the force of gravity down the slope acts all the time, the acceleration stays constant and the velocity keeps growing by 2 m/s each second. The cart started slowly because its velocity began at 0 m/s, so it covered only 1 m in the first second. The crash felt sudden because with u = 0 the distance grows as s = t². The cart covers 25 m in the first 5 s but 75 m more in the next 5 s, so the last seconds were very fast. The cart is not in free fall. Free fall has a = g = 10 m/s² on a vertical path. The slope gives the cart only 0.2 of g, so its acceleration is 2 m/s².</w:t>
+            </w:r>
+          </w:p>
+          <w:p>
+            <w:pPr>
+              <w:spacing w:after="40" w:before="0"/>
+              <w:jc w:val="left"/>
+            </w:pPr>
+            <w:r>
+              <w:rPr>
+                <w:rFonts w:ascii="Arial" w:cs="Arial" w:eastAsia="Arial" w:hAnsi="Arial"/>
+                <w:b w:val="false"/>
+                <w:bCs w:val="false"/>
+                <w:i w:val="false"/>
+                <w:iCs w:val="false"/>
+                <w:color w:val="000000"/>
+                <w:sz w:val="18"/>
+                <w:szCs w:val="18"/>
+              </w:rPr>
+              <w:t xml:space="preserve"/>
+            </w:r>
+          </w:p>
+          <w:p>
+            <w:pPr>
+              <w:spacing w:after="40" w:before="0"/>
+              <w:jc w:val="left"/>
+            </w:pPr>
+            <w:r>
+              <w:rPr>
+                <w:rFonts w:ascii="Arial" w:cs="Arial" w:eastAsia="Arial" w:hAnsi="Arial"/>
+                <w:b w:val="false"/>
+                <w:bCs w:val="false"/>
+                <w:i w:val="false"/>
+                <w:iCs w:val="false"/>
+                <w:color w:val="000000"/>
+                <w:sz w:val="18"/>
+                <w:szCs w:val="18"/>
+              </w:rPr>
+              <w:t xml:space="preserve">Note: Achieng's words 'started slowly then flew' match this. The speed starts at zero and grows every second, and the distance covered in each second grows too.</w:t>
             </w:r>
           </w:p>
         </w:tc>
@@ -507,7 +602,7 @@
                 <w:sz w:val="22"/>
                 <w:szCs w:val="22"/>
               </w:rPr>
-              <w:t xml:space="preserve">Part 2: Predicting speed, distance and time with the equations</w:t>
+              <w:t xml:space="preserve">Part 2: Predicting the crash using the equations of linear motion</w:t>
             </w:r>
           </w:p>
         </w:tc>
@@ -541,83 +636,83 @@
                 <w:sz w:val="18"/>
                 <w:szCs w:val="18"/>
               </w:rPr>
-              <w:t xml:space="preserve">Your class found that the mkokoteni's constant acceleration down the escarpment is about 3 m/s². It starts from rest (u = 0).</w:t>
-            </w:r>
-          </w:p>
-          <w:p>
-            <w:pPr>
-              <w:spacing w:after="40" w:before="0"/>
-              <w:jc w:val="left"/>
-            </w:pPr>
-            <w:r>
-              <w:rPr>
-                <w:rFonts w:ascii="Arial" w:cs="Arial" w:eastAsia="Arial" w:hAnsi="Arial"/>
-                <w:b/>
-                <w:bCs/>
-                <w:i w:val="false"/>
-                <w:iCs w:val="false"/>
-                <w:color w:val="000000"/>
-                <w:sz w:val="18"/>
-                <w:szCs w:val="18"/>
-              </w:rPr>
-              <w:t xml:space="preserve">(a) Which equations of linear motion would you choose to find its speed and its distance after 4 s? Write the GIVEN and FIND quantities first, then calculate both.</w:t>
-            </w:r>
-          </w:p>
-          <w:p>
-            <w:pPr>
-              <w:spacing w:after="40" w:before="0"/>
-              <w:jc w:val="left"/>
-            </w:pPr>
-            <w:r>
-              <w:rPr>
-                <w:rFonts w:ascii="Arial" w:cs="Arial" w:eastAsia="Arial" w:hAnsi="Arial"/>
-                <w:b/>
-                <w:bCs/>
-                <w:i w:val="false"/>
-                <w:iCs w:val="false"/>
-                <w:color w:val="000000"/>
-                <w:sz w:val="18"/>
-                <w:szCs w:val="18"/>
-              </w:rPr>
-              <w:t xml:space="preserve">(b) Witnesses said the cart was moving at about 40 m/s when it crashed. How long had it been rolling at that moment? Show your working.</w:t>
-            </w:r>
-          </w:p>
-          <w:p>
-            <w:pPr>
-              <w:spacing w:after="40" w:before="0"/>
-              <w:jc w:val="left"/>
-            </w:pPr>
-            <w:r>
-              <w:rPr>
-                <w:rFonts w:ascii="Arial" w:cs="Arial" w:eastAsia="Arial" w:hAnsi="Arial"/>
-                <w:b/>
-                <w:bCs/>
-                <w:i w:val="false"/>
-                <w:iCs w:val="false"/>
-                <w:color w:val="000000"/>
-                <w:sz w:val="18"/>
-                <w:szCs w:val="18"/>
-              </w:rPr>
-              <w:t xml:space="preserve">(c) Use v² = u² + 2as to find how far down the road the cart had travelled when it reached 40 m/s. Give your answer to the nearest metre.</w:t>
-            </w:r>
-          </w:p>
-          <w:p>
-            <w:pPr>
-              <w:spacing w:after="40" w:before="0"/>
-              <w:jc w:val="left"/>
-            </w:pPr>
-            <w:r>
-              <w:rPr>
-                <w:rFonts w:ascii="Arial" w:cs="Arial" w:eastAsia="Arial" w:hAnsi="Arial"/>
-                <w:b/>
-                <w:bCs/>
-                <w:i w:val="false"/>
-                <w:iCs w:val="false"/>
-                <w:color w:val="000000"/>
-                <w:sz w:val="18"/>
-                <w:szCs w:val="18"/>
-              </w:rPr>
-              <w:t xml:space="preserve">(d) Explain, using your answers, why we can say we CAN predict how fast and how far the cart travels before it crashes.</w:t>
+              <w:t xml:space="preserve">The cart is released from rest (u = 0) with a = 2.0 m/s² and crashes after travelling 100 m along the slope.</w:t>
+            </w:r>
+          </w:p>
+          <w:p>
+            <w:pPr>
+              <w:spacing w:after="40" w:before="0"/>
+              <w:jc w:val="left"/>
+            </w:pPr>
+            <w:r>
+              <w:rPr>
+                <w:rFonts w:ascii="Arial" w:cs="Arial" w:eastAsia="Arial" w:hAnsi="Arial"/>
+                <w:b/>
+                <w:bCs/>
+                <w:i w:val="false"/>
+                <w:iCs w:val="false"/>
+                <w:color w:val="000000"/>
+                <w:sz w:val="18"/>
+                <w:szCs w:val="18"/>
+              </w:rPr>
+              <w:t xml:space="preserve">(a) List the five variables used in the equations of linear motion and the knowns and the unknown for finding the speed at the crash.</w:t>
+            </w:r>
+          </w:p>
+          <w:p>
+            <w:pPr>
+              <w:spacing w:after="40" w:before="0"/>
+              <w:jc w:val="left"/>
+            </w:pPr>
+            <w:r>
+              <w:rPr>
+                <w:rFonts w:ascii="Arial" w:cs="Arial" w:eastAsia="Arial" w:hAnsi="Arial"/>
+                <w:b/>
+                <w:bCs/>
+                <w:i w:val="false"/>
+                <w:iCs w:val="false"/>
+                <w:color w:val="000000"/>
+                <w:sz w:val="18"/>
+                <w:szCs w:val="18"/>
+              </w:rPr>
+              <w:t xml:space="preserve">(b) Choose one of the four equations of linear motion, explain in words why it is the right one, and calculate the speed at the crash in m/s and in km/h.</w:t>
+            </w:r>
+          </w:p>
+          <w:p>
+            <w:pPr>
+              <w:spacing w:after="40" w:before="0"/>
+              <w:jc w:val="left"/>
+            </w:pPr>
+            <w:r>
+              <w:rPr>
+                <w:rFonts w:ascii="Arial" w:cs="Arial" w:eastAsia="Arial" w:hAnsi="Arial"/>
+                <w:b/>
+                <w:bCs/>
+                <w:i w:val="false"/>
+                <w:iCs w:val="false"/>
+                <w:color w:val="000000"/>
+                <w:sz w:val="18"/>
+                <w:szCs w:val="18"/>
+              </w:rPr>
+              <w:t xml:space="preserve">(c) Use a different equation to find the time taken to reach the lorry, and show that it agrees with the data from the lessons.</w:t>
+            </w:r>
+          </w:p>
+          <w:p>
+            <w:pPr>
+              <w:spacing w:after="40" w:before="0"/>
+              <w:jc w:val="left"/>
+            </w:pPr>
+            <w:r>
+              <w:rPr>
+                <w:rFonts w:ascii="Arial" w:cs="Arial" w:eastAsia="Arial" w:hAnsi="Arial"/>
+                <w:b/>
+                <w:bCs/>
+                <w:i w:val="false"/>
+                <w:iCs w:val="false"/>
+                <w:color w:val="000000"/>
+                <w:sz w:val="18"/>
+                <w:szCs w:val="18"/>
+              </w:rPr>
+              <w:t xml:space="preserve">(d) Find the speed of the cart after it has travelled 25 m. Then compare 25 m with 100 m: by what factor has the distance changed, by what factor has the speed changed, and what does this tell you about how speed depends on distance?</w:t>
             </w:r>
           </w:p>
         </w:tc>
@@ -649,64 +744,121 @@
                 <w:sz w:val="18"/>
                 <w:szCs w:val="18"/>
               </w:rPr>
-              <w:t xml:space="preserve">(a) GIVEN: u = 0, a = 3 m/s², t = 4 s. FIND: v and s. For speed use v = u + at = 0 + (3)(4) = 12 m/s. For distance use s = ut + ½at² = 0 + ½(3)(4²) = ½(3)(16) = 24 m. After 4 s the cart is moving at 12 m/s and has travelled 24 m.</w:t>
-            </w:r>
-          </w:p>
-          <w:p>
-            <w:pPr>
-              <w:spacing w:after="40" w:before="0"/>
-              <w:jc w:val="left"/>
-            </w:pPr>
-            <w:r>
-              <w:rPr>
-                <w:rFonts w:ascii="Arial" w:cs="Arial" w:eastAsia="Arial" w:hAnsi="Arial"/>
-                <w:b w:val="false"/>
-                <w:bCs w:val="false"/>
-                <w:i w:val="false"/>
-                <w:iCs w:val="false"/>
-                <w:color w:val="000000"/>
-                <w:sz w:val="18"/>
-                <w:szCs w:val="18"/>
-              </w:rPr>
-              <w:t xml:space="preserve">(b) GIVEN: u = 0, v = 40 m/s, a = 3 m/s². FIND: t. Use v = u + at, so t = (v − u)/a = (40 − 0)/3 ≈ 13.3 s. The cart had been rolling for about 13 seconds.</w:t>
-            </w:r>
-          </w:p>
-          <w:p>
-            <w:pPr>
-              <w:spacing w:after="40" w:before="0"/>
-              <w:jc w:val="left"/>
-            </w:pPr>
-            <w:r>
-              <w:rPr>
-                <w:rFonts w:ascii="Arial" w:cs="Arial" w:eastAsia="Arial" w:hAnsi="Arial"/>
-                <w:b w:val="false"/>
-                <w:bCs w:val="false"/>
-                <w:i w:val="false"/>
-                <w:iCs w:val="false"/>
-                <w:color w:val="000000"/>
-                <w:sz w:val="18"/>
-                <w:szCs w:val="18"/>
-              </w:rPr>
-              <w:t xml:space="preserve">(c) GIVEN: u = 0, v = 40 m/s, a = 3 m/s². FIND: s. Use v² = u² + 2as, so 40² = 0 + 2(3)s, 1600 = 6s, s = 1600/6 ≈ 267 m. The cart had travelled about 267 m (roughly 270 m) down the escarpment.</w:t>
-            </w:r>
-          </w:p>
-          <w:p>
-            <w:pPr>
-              <w:spacing w:after="40" w:before="0"/>
-              <w:jc w:val="left"/>
-            </w:pPr>
-            <w:r>
-              <w:rPr>
-                <w:rFonts w:ascii="Arial" w:cs="Arial" w:eastAsia="Arial" w:hAnsi="Arial"/>
-                <w:b w:val="false"/>
-                <w:bCs w:val="false"/>
-                <w:i w:val="false"/>
-                <w:iCs w:val="false"/>
-                <w:color w:val="000000"/>
-                <w:sz w:val="18"/>
-                <w:szCs w:val="18"/>
-              </w:rPr>
-              <w:t xml:space="preserve">(d) The acceleration is constant, so the equations of linear motion give exact numbers for speed, distance and time at any moment. Once we know a and that u = 0, we can work out how fast the cart is going and how far it has rolled. For example, it is already at 12 m/s after 4 s, and it reaches 40 m/s (144 km/h) after about 267 m. So the speed and the crash distance are predictable, not a mystery.</w:t>
+              <w:t xml:space="preserve">(a) The five variables are u (initial velocity, m/s), v (final velocity, m/s), a (acceleration, m/s²), s (displacement, m) and t (time, s). Knowns: u = 0 m/s, a = 2.0 m/s², s = 100 m. Unknown: v. (t is not given and is not needed.)</w:t>
+            </w:r>
+          </w:p>
+          <w:p>
+            <w:pPr>
+              <w:spacing w:after="40" w:before="0"/>
+              <w:jc w:val="left"/>
+            </w:pPr>
+            <w:r>
+              <w:rPr>
+                <w:rFonts w:ascii="Arial" w:cs="Arial" w:eastAsia="Arial" w:hAnsi="Arial"/>
+                <w:b w:val="false"/>
+                <w:bCs w:val="false"/>
+                <w:i w:val="false"/>
+                <w:iCs w:val="false"/>
+                <w:color w:val="000000"/>
+                <w:sz w:val="18"/>
+                <w:szCs w:val="18"/>
+              </w:rPr>
+              <w:t xml:space="preserve"/>
+            </w:r>
+          </w:p>
+          <w:p>
+            <w:pPr>
+              <w:spacing w:after="40" w:before="0"/>
+              <w:jc w:val="left"/>
+            </w:pPr>
+            <w:r>
+              <w:rPr>
+                <w:rFonts w:ascii="Arial" w:cs="Arial" w:eastAsia="Arial" w:hAnsi="Arial"/>
+                <w:b w:val="false"/>
+                <w:bCs w:val="false"/>
+                <w:i w:val="false"/>
+                <w:iCs w:val="false"/>
+                <w:color w:val="000000"/>
+                <w:sz w:val="18"/>
+                <w:szCs w:val="18"/>
+              </w:rPr>
+              <w:t xml:space="preserve">(b) The equation that contains u, a, s and v, but not t, is v² = u² + 2as. v² = 0 + 2 × 2.0 × 100 = 400 m²/s², so v = 20 m/s. In km/h: 20 × 3.6 = 72 km/h.</w:t>
+            </w:r>
+          </w:p>
+          <w:p>
+            <w:pPr>
+              <w:spacing w:after="40" w:before="0"/>
+              <w:jc w:val="left"/>
+            </w:pPr>
+            <w:r>
+              <w:rPr>
+                <w:rFonts w:ascii="Arial" w:cs="Arial" w:eastAsia="Arial" w:hAnsi="Arial"/>
+                <w:b w:val="false"/>
+                <w:bCs w:val="false"/>
+                <w:i w:val="false"/>
+                <w:iCs w:val="false"/>
+                <w:color w:val="000000"/>
+                <w:sz w:val="18"/>
+                <w:szCs w:val="18"/>
+              </w:rPr>
+              <w:t xml:space="preserve"/>
+            </w:r>
+          </w:p>
+          <w:p>
+            <w:pPr>
+              <w:spacing w:after="40" w:before="0"/>
+              <w:jc w:val="left"/>
+            </w:pPr>
+            <w:r>
+              <w:rPr>
+                <w:rFonts w:ascii="Arial" w:cs="Arial" w:eastAsia="Arial" w:hAnsi="Arial"/>
+                <w:b w:val="false"/>
+                <w:bCs w:val="false"/>
+                <w:i w:val="false"/>
+                <w:iCs w:val="false"/>
+                <w:color w:val="000000"/>
+                <w:sz w:val="18"/>
+                <w:szCs w:val="18"/>
+              </w:rPr>
+              <w:t xml:space="preserve">(c) Use v = u + at: 20 = 0 + 2.0 × t, so t = 20 ÷ 2.0 = 10 s. Check with s = ut + ½at²: s = 0 + ½ × 2.0 × 10² = 100 m. This agrees with the crash at 10 s after 100 m.</w:t>
+            </w:r>
+          </w:p>
+          <w:p>
+            <w:pPr>
+              <w:spacing w:after="40" w:before="0"/>
+              <w:jc w:val="left"/>
+            </w:pPr>
+            <w:r>
+              <w:rPr>
+                <w:rFonts w:ascii="Arial" w:cs="Arial" w:eastAsia="Arial" w:hAnsi="Arial"/>
+                <w:b w:val="false"/>
+                <w:bCs w:val="false"/>
+                <w:i w:val="false"/>
+                <w:iCs w:val="false"/>
+                <w:color w:val="000000"/>
+                <w:sz w:val="18"/>
+                <w:szCs w:val="18"/>
+              </w:rPr>
+              <w:t xml:space="preserve"/>
+            </w:r>
+          </w:p>
+          <w:p>
+            <w:pPr>
+              <w:spacing w:after="40" w:before="0"/>
+              <w:jc w:val="left"/>
+            </w:pPr>
+            <w:r>
+              <w:rPr>
+                <w:rFonts w:ascii="Arial" w:cs="Arial" w:eastAsia="Arial" w:hAnsi="Arial"/>
+                <w:b w:val="false"/>
+                <w:bCs w:val="false"/>
+                <w:i w:val="false"/>
+                <w:iCs w:val="false"/>
+                <w:color w:val="000000"/>
+                <w:sz w:val="18"/>
+                <w:szCs w:val="18"/>
+              </w:rPr>
+              <w:t xml:space="preserve">(d) With s = 25 m: v² = 0 + 2 × 2.0 × 25 = 100, so v = 10 m/s. Going from 25 m to 100 m, the distance becomes four times as large (100 ÷ 25 = 4), while the speed goes from 10 m/s to 20 m/s, which is two times as large. So the speed is not proportional to the distance: the distance must become four times as large for the speed to double (because v² = 2as, v depends on the square root of s).</w:t>
             </w:r>
           </w:p>
         </w:tc>
@@ -767,7 +919,7 @@
                 <w:sz w:val="22"/>
                 <w:szCs w:val="22"/>
               </w:rPr>
-              <w:t xml:space="preserve">Part 3: Speed along the escarpment and a model of the cart</w:t>
+              <w:t xml:space="preserve">Part 3: Free fall compared with the cart</w:t>
             </w:r>
           </w:p>
         </w:tc>
@@ -801,488 +953,83 @@
                 <w:sz w:val="18"/>
                 <w:szCs w:val="18"/>
               </w:rPr>
-              <w:t xml:space="preserve">Use a = 3 m/s² and u = 0 for the mkokoteni. Complete the table by calculating the speed v at each distance marker from the start, using the correct equation.</w:t>
-            </w:r>
-          </w:p>
-          <w:p>
-            <w:pPr>
-              <w:spacing w:after="40" w:before="0"/>
-              <w:jc w:val="left"/>
-            </w:pPr>
-            <w:r>
-              <w:rPr>
-                <w:rFonts w:ascii="Arial" w:cs="Arial" w:eastAsia="Arial" w:hAnsi="Arial"/>
-                <w:b/>
-                <w:bCs/>
-                <w:i w:val="false"/>
-                <w:iCs w:val="false"/>
-                <w:color w:val="000000"/>
-                <w:sz w:val="18"/>
-                <w:szCs w:val="18"/>
-              </w:rPr>
-              <w:t xml:space="preserve"/>
-            </w:r>
-          </w:p>
-          <w:tbl>
-            <w:tblPr>
-              <w:tblW w:type="dxa" w:w="2640"/>
-              <w:tblBorders>
-                <w:top w:val="single" w:color="AAAAAA" w:sz="4"/>
-                <w:left w:val="single" w:color="AAAAAA" w:sz="4"/>
-                <w:bottom w:val="single" w:color="AAAAAA" w:sz="4"/>
-                <w:right w:val="single" w:color="AAAAAA" w:sz="4"/>
-                <w:insideH w:val="single" w:color="auto" w:sz="4"/>
-                <w:insideV w:val="single" w:color="auto" w:sz="4"/>
-              </w:tblBorders>
-              <w:tblLayout w:type="fixed"/>
-            </w:tblPr>
-            <w:tblGrid>
-              <w:gridCol w:w="1320"/>
-              <w:gridCol w:w="1320"/>
-            </w:tblGrid>
-            <w:tr>
-              <w:tc>
-                <w:tcPr>
-                  <w:tcW w:type="dxa" w:w="1320"/>
-                  <w:shd w:fill="D5E8F0" w:color="auto" w:val="clear"/>
-                  <w:tcMar>
-                    <w:top w:type="dxa" w:w="60"/>
-                    <w:left w:type="dxa" w:w="120"/>
-                    <w:bottom w:type="dxa" w:w="60"/>
-                    <w:right w:type="dxa" w:w="120"/>
-                  </w:tcMar>
-                  <w:vAlign w:val="top"/>
-                </w:tcPr>
-                <w:p>
-                  <w:pPr>
-                    <w:spacing w:after="40" w:before="0"/>
-                    <w:jc w:val="left"/>
-                  </w:pPr>
-                  <w:r>
-                    <w:rPr>
-                      <w:rFonts w:ascii="Arial" w:cs="Arial" w:eastAsia="Arial" w:hAnsi="Arial"/>
-                      <w:b/>
-                      <w:bCs/>
-                      <w:i w:val="false"/>
-                      <w:iCs w:val="false"/>
-                      <w:color w:val="000000"/>
-                      <w:sz w:val="18"/>
-                      <w:szCs w:val="18"/>
-                    </w:rPr>
-                    <w:t xml:space="preserve">Distance from start, s (m)</w:t>
-                  </w:r>
-                </w:p>
-              </w:tc>
-              <w:tc>
-                <w:tcPr>
-                  <w:tcW w:type="dxa" w:w="1320"/>
-                  <w:shd w:fill="D5E8F0" w:color="auto" w:val="clear"/>
-                  <w:tcMar>
-                    <w:top w:type="dxa" w:w="60"/>
-                    <w:left w:type="dxa" w:w="120"/>
-                    <w:bottom w:type="dxa" w:w="60"/>
-                    <w:right w:type="dxa" w:w="120"/>
-                  </w:tcMar>
-                  <w:vAlign w:val="top"/>
-                </w:tcPr>
-                <w:p>
-                  <w:pPr>
-                    <w:spacing w:after="40" w:before="0"/>
-                    <w:jc w:val="left"/>
-                  </w:pPr>
-                  <w:r>
-                    <w:rPr>
-                      <w:rFonts w:ascii="Arial" w:cs="Arial" w:eastAsia="Arial" w:hAnsi="Arial"/>
-                      <w:b/>
-                      <w:bCs/>
-                      <w:i w:val="false"/>
-                      <w:iCs w:val="false"/>
-                      <w:color w:val="000000"/>
-                      <w:sz w:val="18"/>
-                      <w:szCs w:val="18"/>
-                    </w:rPr>
-                    <w:t xml:space="preserve">Speed, v (m/s)</w:t>
-                  </w:r>
-                </w:p>
-              </w:tc>
-            </w:tr>
-            <w:tr>
-              <w:tc>
-                <w:tcPr>
-                  <w:tcW w:type="dxa" w:w="1320"/>
-                  <w:shd w:fill="FFFFFF" w:color="auto" w:val="clear"/>
-                  <w:tcMar>
-                    <w:top w:type="dxa" w:w="60"/>
-                    <w:left w:type="dxa" w:w="120"/>
-                    <w:bottom w:type="dxa" w:w="60"/>
-                    <w:right w:type="dxa" w:w="120"/>
-                  </w:tcMar>
-                  <w:vAlign w:val="top"/>
-                </w:tcPr>
-                <w:p>
-                  <w:pPr>
-                    <w:spacing w:after="40" w:before="0"/>
-                    <w:jc w:val="left"/>
-                  </w:pPr>
-                  <w:r>
-                    <w:rPr>
-                      <w:rFonts w:ascii="Arial" w:cs="Arial" w:eastAsia="Arial" w:hAnsi="Arial"/>
-                      <w:b w:val="false"/>
-                      <w:bCs w:val="false"/>
-                      <w:i w:val="false"/>
-                      <w:iCs w:val="false"/>
-                      <w:color w:val="000000"/>
-                      <w:sz w:val="18"/>
-                      <w:szCs w:val="18"/>
-                    </w:rPr>
-                    <w:t xml:space="preserve">0</w:t>
-                  </w:r>
-                </w:p>
-              </w:tc>
-              <w:tc>
-                <w:tcPr>
-                  <w:tcW w:type="dxa" w:w="1320"/>
-                  <w:shd w:fill="FFFFFF" w:color="auto" w:val="clear"/>
-                  <w:tcMar>
-                    <w:top w:type="dxa" w:w="60"/>
-                    <w:left w:type="dxa" w:w="120"/>
-                    <w:bottom w:type="dxa" w:w="60"/>
-                    <w:right w:type="dxa" w:w="120"/>
-                  </w:tcMar>
-                  <w:vAlign w:val="top"/>
-                </w:tcPr>
-                <w:p>
-                  <w:pPr>
-                    <w:spacing w:after="60" w:before="0"/>
-                    <w:jc w:val="left"/>
-                  </w:pPr>
-                  <w:r>
-                    <w:rPr>
-                      <w:rFonts w:ascii="Arial" w:cs="Arial" w:eastAsia="Arial" w:hAnsi="Arial"/>
-                      <w:b w:val="false"/>
-                      <w:bCs w:val="false"/>
-                      <w:i w:val="false"/>
-                      <w:iCs w:val="false"/>
-                      <w:color w:val="000000"/>
-                      <w:sz w:val="18"/>
-                      <w:szCs w:val="18"/>
-                    </w:rPr>
-                    <w:t xml:space="preserve"/>
-                  </w:r>
-                </w:p>
-              </w:tc>
-            </w:tr>
-            <w:tr>
-              <w:tc>
-                <w:tcPr>
-                  <w:tcW w:type="dxa" w:w="1320"/>
-                  <w:shd w:fill="FFFFFF" w:color="auto" w:val="clear"/>
-                  <w:tcMar>
-                    <w:top w:type="dxa" w:w="60"/>
-                    <w:left w:type="dxa" w:w="120"/>
-                    <w:bottom w:type="dxa" w:w="60"/>
-                    <w:right w:type="dxa" w:w="120"/>
-                  </w:tcMar>
-                  <w:vAlign w:val="top"/>
-                </w:tcPr>
-                <w:p>
-                  <w:pPr>
-                    <w:spacing w:after="40" w:before="0"/>
-                    <w:jc w:val="left"/>
-                  </w:pPr>
-                  <w:r>
-                    <w:rPr>
-                      <w:rFonts w:ascii="Arial" w:cs="Arial" w:eastAsia="Arial" w:hAnsi="Arial"/>
-                      <w:b w:val="false"/>
-                      <w:bCs w:val="false"/>
-                      <w:i w:val="false"/>
-                      <w:iCs w:val="false"/>
-                      <w:color w:val="000000"/>
-                      <w:sz w:val="18"/>
-                      <w:szCs w:val="18"/>
-                    </w:rPr>
-                    <w:t xml:space="preserve">50</w:t>
-                  </w:r>
-                </w:p>
-              </w:tc>
-              <w:tc>
-                <w:tcPr>
-                  <w:tcW w:type="dxa" w:w="1320"/>
-                  <w:shd w:fill="FFFFFF" w:color="auto" w:val="clear"/>
-                  <w:tcMar>
-                    <w:top w:type="dxa" w:w="60"/>
-                    <w:left w:type="dxa" w:w="120"/>
-                    <w:bottom w:type="dxa" w:w="60"/>
-                    <w:right w:type="dxa" w:w="120"/>
-                  </w:tcMar>
-                  <w:vAlign w:val="top"/>
-                </w:tcPr>
-                <w:p>
-                  <w:pPr>
-                    <w:spacing w:after="60" w:before="0"/>
-                    <w:jc w:val="left"/>
-                  </w:pPr>
-                  <w:r>
-                    <w:rPr>
-                      <w:rFonts w:ascii="Arial" w:cs="Arial" w:eastAsia="Arial" w:hAnsi="Arial"/>
-                      <w:b w:val="false"/>
-                      <w:bCs w:val="false"/>
-                      <w:i w:val="false"/>
-                      <w:iCs w:val="false"/>
-                      <w:color w:val="000000"/>
-                      <w:sz w:val="18"/>
-                      <w:szCs w:val="18"/>
-                    </w:rPr>
-                    <w:t xml:space="preserve"/>
-                  </w:r>
-                </w:p>
-              </w:tc>
-            </w:tr>
-            <w:tr>
-              <w:tc>
-                <w:tcPr>
-                  <w:tcW w:type="dxa" w:w="1320"/>
-                  <w:shd w:fill="FFFFFF" w:color="auto" w:val="clear"/>
-                  <w:tcMar>
-                    <w:top w:type="dxa" w:w="60"/>
-                    <w:left w:type="dxa" w:w="120"/>
-                    <w:bottom w:type="dxa" w:w="60"/>
-                    <w:right w:type="dxa" w:w="120"/>
-                  </w:tcMar>
-                  <w:vAlign w:val="top"/>
-                </w:tcPr>
-                <w:p>
-                  <w:pPr>
-                    <w:spacing w:after="40" w:before="0"/>
-                    <w:jc w:val="left"/>
-                  </w:pPr>
-                  <w:r>
-                    <w:rPr>
-                      <w:rFonts w:ascii="Arial" w:cs="Arial" w:eastAsia="Arial" w:hAnsi="Arial"/>
-                      <w:b w:val="false"/>
-                      <w:bCs w:val="false"/>
-                      <w:i w:val="false"/>
-                      <w:iCs w:val="false"/>
-                      <w:color w:val="000000"/>
-                      <w:sz w:val="18"/>
-                      <w:szCs w:val="18"/>
-                    </w:rPr>
-                    <w:t xml:space="preserve">100</w:t>
-                  </w:r>
-                </w:p>
-              </w:tc>
-              <w:tc>
-                <w:tcPr>
-                  <w:tcW w:type="dxa" w:w="1320"/>
-                  <w:shd w:fill="FFFFFF" w:color="auto" w:val="clear"/>
-                  <w:tcMar>
-                    <w:top w:type="dxa" w:w="60"/>
-                    <w:left w:type="dxa" w:w="120"/>
-                    <w:bottom w:type="dxa" w:w="60"/>
-                    <w:right w:type="dxa" w:w="120"/>
-                  </w:tcMar>
-                  <w:vAlign w:val="top"/>
-                </w:tcPr>
-                <w:p>
-                  <w:pPr>
-                    <w:spacing w:after="60" w:before="0"/>
-                    <w:jc w:val="left"/>
-                  </w:pPr>
-                  <w:r>
-                    <w:rPr>
-                      <w:rFonts w:ascii="Arial" w:cs="Arial" w:eastAsia="Arial" w:hAnsi="Arial"/>
-                      <w:b w:val="false"/>
-                      <w:bCs w:val="false"/>
-                      <w:i w:val="false"/>
-                      <w:iCs w:val="false"/>
-                      <w:color w:val="000000"/>
-                      <w:sz w:val="18"/>
-                      <w:szCs w:val="18"/>
-                    </w:rPr>
-                    <w:t xml:space="preserve"/>
-                  </w:r>
-                </w:p>
-              </w:tc>
-            </w:tr>
-            <w:tr>
-              <w:tc>
-                <w:tcPr>
-                  <w:tcW w:type="dxa" w:w="1320"/>
-                  <w:shd w:fill="FFFFFF" w:color="auto" w:val="clear"/>
-                  <w:tcMar>
-                    <w:top w:type="dxa" w:w="60"/>
-                    <w:left w:type="dxa" w:w="120"/>
-                    <w:bottom w:type="dxa" w:w="60"/>
-                    <w:right w:type="dxa" w:w="120"/>
-                  </w:tcMar>
-                  <w:vAlign w:val="top"/>
-                </w:tcPr>
-                <w:p>
-                  <w:pPr>
-                    <w:spacing w:after="40" w:before="0"/>
-                    <w:jc w:val="left"/>
-                  </w:pPr>
-                  <w:r>
-                    <w:rPr>
-                      <w:rFonts w:ascii="Arial" w:cs="Arial" w:eastAsia="Arial" w:hAnsi="Arial"/>
-                      <w:b w:val="false"/>
-                      <w:bCs w:val="false"/>
-                      <w:i w:val="false"/>
-                      <w:iCs w:val="false"/>
-                      <w:color w:val="000000"/>
-                      <w:sz w:val="18"/>
-                      <w:szCs w:val="18"/>
-                    </w:rPr>
-                    <w:t xml:space="preserve">200</w:t>
-                  </w:r>
-                </w:p>
-              </w:tc>
-              <w:tc>
-                <w:tcPr>
-                  <w:tcW w:type="dxa" w:w="1320"/>
-                  <w:shd w:fill="FFFFFF" w:color="auto" w:val="clear"/>
-                  <w:tcMar>
-                    <w:top w:type="dxa" w:w="60"/>
-                    <w:left w:type="dxa" w:w="120"/>
-                    <w:bottom w:type="dxa" w:w="60"/>
-                    <w:right w:type="dxa" w:w="120"/>
-                  </w:tcMar>
-                  <w:vAlign w:val="top"/>
-                </w:tcPr>
-                <w:p>
-                  <w:pPr>
-                    <w:spacing w:after="60" w:before="0"/>
-                    <w:jc w:val="left"/>
-                  </w:pPr>
-                  <w:r>
-                    <w:rPr>
-                      <w:rFonts w:ascii="Arial" w:cs="Arial" w:eastAsia="Arial" w:hAnsi="Arial"/>
-                      <w:b w:val="false"/>
-                      <w:bCs w:val="false"/>
-                      <w:i w:val="false"/>
-                      <w:iCs w:val="false"/>
-                      <w:color w:val="000000"/>
-                      <w:sz w:val="18"/>
-                      <w:szCs w:val="18"/>
-                    </w:rPr>
-                    <w:t xml:space="preserve"/>
-                  </w:r>
-                </w:p>
-              </w:tc>
-            </w:tr>
-          </w:tbl>
-          <w:p>
-            <w:pPr>
-              <w:spacing w:after="60" w:before="0"/>
-              <w:jc w:val="left"/>
-            </w:pPr>
-            <w:r>
-              <w:rPr>
-                <w:rFonts w:ascii="Arial" w:cs="Arial" w:eastAsia="Arial" w:hAnsi="Arial"/>
-                <w:b w:val="false"/>
-                <w:bCs w:val="false"/>
-                <w:i w:val="false"/>
-                <w:iCs w:val="false"/>
-                <w:color w:val="000000"/>
-                <w:sz w:val="18"/>
-                <w:szCs w:val="18"/>
-              </w:rPr>
-              <w:t xml:space="preserve"/>
-            </w:r>
-          </w:p>
-          <w:p>
-            <w:pPr>
-              <w:spacing w:after="40" w:before="0"/>
-              <w:jc w:val="left"/>
-            </w:pPr>
-            <w:r>
-              <w:rPr>
-                <w:rFonts w:ascii="Arial" w:cs="Arial" w:eastAsia="Arial" w:hAnsi="Arial"/>
-                <w:b/>
-                <w:bCs/>
-                <w:i w:val="false"/>
-                <w:iCs w:val="false"/>
-                <w:color w:val="000000"/>
-                <w:sz w:val="18"/>
-                <w:szCs w:val="18"/>
-              </w:rPr>
-              <w:t xml:space="preserve"/>
-            </w:r>
-          </w:p>
-          <w:p>
-            <w:pPr>
-              <w:spacing w:after="40" w:before="0"/>
-              <w:jc w:val="left"/>
-            </w:pPr>
-            <w:r>
-              <w:rPr>
-                <w:rFonts w:ascii="Arial" w:cs="Arial" w:eastAsia="Arial" w:hAnsi="Arial"/>
-                <w:b/>
-                <w:bCs/>
-                <w:i w:val="false"/>
-                <w:iCs w:val="false"/>
-                <w:color w:val="000000"/>
-                <w:sz w:val="18"/>
-                <w:szCs w:val="18"/>
-              </w:rPr>
-              <w:t xml:space="preserve">(a) Fill in the speed column (one decimal place) and show one full calculation.</w:t>
-            </w:r>
-          </w:p>
-          <w:p>
-            <w:pPr>
-              <w:spacing w:after="40" w:before="0"/>
-              <w:jc w:val="left"/>
-            </w:pPr>
-            <w:r>
-              <w:rPr>
-                <w:rFonts w:ascii="Arial" w:cs="Arial" w:eastAsia="Arial" w:hAnsi="Arial"/>
-                <w:b/>
-                <w:bCs/>
-                <w:i w:val="false"/>
-                <w:iCs w:val="false"/>
-                <w:color w:val="000000"/>
-                <w:sz w:val="18"/>
-                <w:szCs w:val="18"/>
-              </w:rPr>
-              <w:t xml:space="preserve">(b) From 50 m to 100 m the distance doubles. Does the speed double as well? Use your table to answer and explain what this tells you about the relationship between speed and distance.</w:t>
-            </w:r>
-          </w:p>
-          <w:p>
-            <w:pPr>
-              <w:spacing w:after="40" w:before="0"/>
-              <w:jc w:val="left"/>
-            </w:pPr>
-            <w:r>
-              <w:rPr>
-                <w:rFonts w:ascii="Arial" w:cs="Arial" w:eastAsia="Arial" w:hAnsi="Arial"/>
-                <w:b/>
-                <w:bCs/>
-                <w:i w:val="false"/>
-                <w:iCs w:val="false"/>
-                <w:color w:val="000000"/>
-                <w:sz w:val="18"/>
-                <w:szCs w:val="18"/>
-              </w:rPr>
-              <w:t xml:space="preserve">(c) You are drawing the class wall model of the mkokoteni descending the escarpment. Describe what the velocity arrows at these four markers should look like, and name two more labels or symbols you would add to the model to show how a crash could be prevented.</w:t>
-            </w:r>
-          </w:p>
-          <w:p>
-            <w:pPr>
-              <w:spacing w:after="60" w:before="0"/>
-              <w:jc w:val="left"/>
-            </w:pPr>
-            <w:r>
-              <w:rPr>
-                <w:rFonts w:ascii="Arial" w:cs="Arial" w:eastAsia="Arial" w:hAnsi="Arial"/>
-                <w:b w:val="false"/>
-                <w:bCs w:val="false"/>
-                <w:i w:val="false"/>
-                <w:iCs w:val="false"/>
-                <w:color w:val="000000"/>
-                <w:sz w:val="18"/>
-                <w:szCs w:val="18"/>
-              </w:rPr>
-              <w:t xml:space="preserve"/>
+              <w:t xml:space="preserve">Class drop data: a rubber bung, a stone and a crumpled paper ball were each dropped from h = 2.0 m. The mean times of 5 trials were 0.63 s, 0.64 s and 0.65 s respectively.</w:t>
+            </w:r>
+          </w:p>
+          <w:p>
+            <w:pPr>
+              <w:spacing w:after="40" w:before="0"/>
+              <w:jc w:val="left"/>
+            </w:pPr>
+            <w:r>
+              <w:rPr>
+                <w:rFonts w:ascii="Arial" w:cs="Arial" w:eastAsia="Arial" w:hAnsi="Arial"/>
+                <w:b/>
+                <w:bCs/>
+                <w:i w:val="false"/>
+                <w:iCs w:val="false"/>
+                <w:color w:val="000000"/>
+                <w:sz w:val="18"/>
+                <w:szCs w:val="18"/>
+              </w:rPr>
+              <w:t xml:space="preserve">(a) What do these results show about the effect of mass on how objects fall when air resistance is negligible?</w:t>
+            </w:r>
+          </w:p>
+          <w:p>
+            <w:pPr>
+              <w:spacing w:after="40" w:before="0"/>
+              <w:jc w:val="left"/>
+            </w:pPr>
+            <w:r>
+              <w:rPr>
+                <w:rFonts w:ascii="Arial" w:cs="Arial" w:eastAsia="Arial" w:hAnsi="Arial"/>
+                <w:b/>
+                <w:bCs/>
+                <w:i w:val="false"/>
+                <w:iCs w:val="false"/>
+                <w:color w:val="000000"/>
+                <w:sz w:val="18"/>
+                <w:szCs w:val="18"/>
+              </w:rPr>
+              <w:t xml:space="preserve">(b) Use the class mean time of 0.64 s to estimate g, and explain why we use g = 10 m/s² in calculations.</w:t>
+            </w:r>
+          </w:p>
+          <w:p>
+            <w:pPr>
+              <w:spacing w:after="40" w:before="0"/>
+              <w:jc w:val="left"/>
+            </w:pPr>
+            <w:r>
+              <w:rPr>
+                <w:rFonts w:ascii="Arial" w:cs="Arial" w:eastAsia="Arial" w:hAnsi="Arial"/>
+                <w:b/>
+                <w:bCs/>
+                <w:i w:val="false"/>
+                <w:iCs w:val="false"/>
+                <w:color w:val="000000"/>
+                <w:sz w:val="18"/>
+                <w:szCs w:val="18"/>
+              </w:rPr>
+              <w:t xml:space="preserve">(c) A stone is dropped from rest through a vertical drop of 20 m, the same vertical drop as the cart's. Calculate the time taken and the speed on reaching the ground.</w:t>
+            </w:r>
+          </w:p>
+          <w:p>
+            <w:pPr>
+              <w:spacing w:after="40" w:before="0"/>
+              <w:jc w:val="left"/>
+            </w:pPr>
+            <w:r>
+              <w:rPr>
+                <w:rFonts w:ascii="Arial" w:cs="Arial" w:eastAsia="Arial" w:hAnsi="Arial"/>
+                <w:b/>
+                <w:bCs/>
+                <w:i w:val="false"/>
+                <w:iCs w:val="false"/>
+                <w:color w:val="000000"/>
+                <w:sz w:val="18"/>
+                <w:szCs w:val="18"/>
+              </w:rPr>
+              <w:t xml:space="preserve">(d) Compare your answers in (c) with the cart's time and speed. Explain the difference in time using the idea of the slope, and say what type of slope free fall represents.</w:t>
             </w:r>
           </w:p>
         </w:tc>
@@ -1314,7 +1061,7 @@
                 <w:sz w:val="18"/>
                 <w:szCs w:val="18"/>
               </w:rPr>
-              <w:t xml:space="preserve">(a) Use v² = u² + 2as with u = 0, so v = √(2as) = √(6s).</w:t>
+              <w:t xml:space="preserve">(a) The three objects have very different masses but fell in almost the same time (0.63 s, 0.64 s, 0.65 s), and the small differences are within reaction-time error. So when air resistance is negligible, all objects fall with the same acceleration due to gravity, regardless of mass.</w:t>
             </w:r>
           </w:p>
           <w:p>
@@ -1336,357 +1083,28 @@
               <w:t xml:space="preserve"/>
             </w:r>
           </w:p>
-          <w:tbl>
-            <w:tblPr>
-              <w:tblW w:type="dxa" w:w="10320"/>
-              <w:tblBorders>
-                <w:top w:val="single" w:color="AAAAAA" w:sz="4"/>
-                <w:left w:val="single" w:color="AAAAAA" w:sz="4"/>
-                <w:bottom w:val="single" w:color="AAAAAA" w:sz="4"/>
-                <w:right w:val="single" w:color="AAAAAA" w:sz="4"/>
-                <w:insideH w:val="single" w:color="auto" w:sz="4"/>
-                <w:insideV w:val="single" w:color="auto" w:sz="4"/>
-              </w:tblBorders>
-              <w:tblLayout w:type="fixed"/>
-            </w:tblPr>
-            <w:tblGrid>
-              <w:gridCol w:w="5160"/>
-              <w:gridCol w:w="5160"/>
-            </w:tblGrid>
-            <w:tr>
-              <w:tc>
-                <w:tcPr>
-                  <w:tcW w:type="dxa" w:w="5160"/>
-                  <w:shd w:fill="D5E8F0" w:color="auto" w:val="clear"/>
-                  <w:tcMar>
-                    <w:top w:type="dxa" w:w="60"/>
-                    <w:left w:type="dxa" w:w="120"/>
-                    <w:bottom w:type="dxa" w:w="60"/>
-                    <w:right w:type="dxa" w:w="120"/>
-                  </w:tcMar>
-                  <w:vAlign w:val="top"/>
-                </w:tcPr>
-                <w:p>
-                  <w:pPr>
-                    <w:spacing w:after="40" w:before="0"/>
-                    <w:jc w:val="left"/>
-                  </w:pPr>
-                  <w:r>
-                    <w:rPr>
-                      <w:rFonts w:ascii="Arial" w:cs="Arial" w:eastAsia="Arial" w:hAnsi="Arial"/>
-                      <w:b/>
-                      <w:bCs/>
-                      <w:i w:val="false"/>
-                      <w:iCs w:val="false"/>
-                      <w:color w:val="000000"/>
-                      <w:sz w:val="18"/>
-                      <w:szCs w:val="18"/>
-                    </w:rPr>
-                    <w:t xml:space="preserve">Distance from start, s (m)</w:t>
-                  </w:r>
-                </w:p>
-              </w:tc>
-              <w:tc>
-                <w:tcPr>
-                  <w:tcW w:type="dxa" w:w="5160"/>
-                  <w:shd w:fill="D5E8F0" w:color="auto" w:val="clear"/>
-                  <w:tcMar>
-                    <w:top w:type="dxa" w:w="60"/>
-                    <w:left w:type="dxa" w:w="120"/>
-                    <w:bottom w:type="dxa" w:w="60"/>
-                    <w:right w:type="dxa" w:w="120"/>
-                  </w:tcMar>
-                  <w:vAlign w:val="top"/>
-                </w:tcPr>
-                <w:p>
-                  <w:pPr>
-                    <w:spacing w:after="40" w:before="0"/>
-                    <w:jc w:val="left"/>
-                  </w:pPr>
-                  <w:r>
-                    <w:rPr>
-                      <w:rFonts w:ascii="Arial" w:cs="Arial" w:eastAsia="Arial" w:hAnsi="Arial"/>
-                      <w:b/>
-                      <w:bCs/>
-                      <w:i w:val="false"/>
-                      <w:iCs w:val="false"/>
-                      <w:color w:val="000000"/>
-                      <w:sz w:val="18"/>
-                      <w:szCs w:val="18"/>
-                    </w:rPr>
-                    <w:t xml:space="preserve">Speed, v (m/s)</w:t>
-                  </w:r>
-                </w:p>
-              </w:tc>
-            </w:tr>
-            <w:tr>
-              <w:tc>
-                <w:tcPr>
-                  <w:tcW w:type="dxa" w:w="5160"/>
-                  <w:shd w:fill="FFFFFF" w:color="auto" w:val="clear"/>
-                  <w:tcMar>
-                    <w:top w:type="dxa" w:w="60"/>
-                    <w:left w:type="dxa" w:w="120"/>
-                    <w:bottom w:type="dxa" w:w="60"/>
-                    <w:right w:type="dxa" w:w="120"/>
-                  </w:tcMar>
-                  <w:vAlign w:val="top"/>
-                </w:tcPr>
-                <w:p>
-                  <w:pPr>
-                    <w:spacing w:after="40" w:before="0"/>
-                    <w:jc w:val="left"/>
-                  </w:pPr>
-                  <w:r>
-                    <w:rPr>
-                      <w:rFonts w:ascii="Arial" w:cs="Arial" w:eastAsia="Arial" w:hAnsi="Arial"/>
-                      <w:b w:val="false"/>
-                      <w:bCs w:val="false"/>
-                      <w:i w:val="false"/>
-                      <w:iCs w:val="false"/>
-                      <w:color w:val="000000"/>
-                      <w:sz w:val="18"/>
-                      <w:szCs w:val="18"/>
-                    </w:rPr>
-                    <w:t xml:space="preserve">0</w:t>
-                  </w:r>
-                </w:p>
-              </w:tc>
-              <w:tc>
-                <w:tcPr>
-                  <w:tcW w:type="dxa" w:w="5160"/>
-                  <w:shd w:fill="FFFFFF" w:color="auto" w:val="clear"/>
-                  <w:tcMar>
-                    <w:top w:type="dxa" w:w="60"/>
-                    <w:left w:type="dxa" w:w="120"/>
-                    <w:bottom w:type="dxa" w:w="60"/>
-                    <w:right w:type="dxa" w:w="120"/>
-                  </w:tcMar>
-                  <w:vAlign w:val="top"/>
-                </w:tcPr>
-                <w:p>
-                  <w:pPr>
-                    <w:spacing w:after="40" w:before="0"/>
-                    <w:jc w:val="left"/>
-                  </w:pPr>
-                  <w:r>
-                    <w:rPr>
-                      <w:rFonts w:ascii="Arial" w:cs="Arial" w:eastAsia="Arial" w:hAnsi="Arial"/>
-                      <w:b w:val="false"/>
-                      <w:bCs w:val="false"/>
-                      <w:i w:val="false"/>
-                      <w:iCs w:val="false"/>
-                      <w:color w:val="000000"/>
-                      <w:sz w:val="18"/>
-                      <w:szCs w:val="18"/>
-                    </w:rPr>
-                    <w:t xml:space="preserve">0</w:t>
-                  </w:r>
-                </w:p>
-              </w:tc>
-            </w:tr>
-            <w:tr>
-              <w:tc>
-                <w:tcPr>
-                  <w:tcW w:type="dxa" w:w="5160"/>
-                  <w:shd w:fill="FFFFFF" w:color="auto" w:val="clear"/>
-                  <w:tcMar>
-                    <w:top w:type="dxa" w:w="60"/>
-                    <w:left w:type="dxa" w:w="120"/>
-                    <w:bottom w:type="dxa" w:w="60"/>
-                    <w:right w:type="dxa" w:w="120"/>
-                  </w:tcMar>
-                  <w:vAlign w:val="top"/>
-                </w:tcPr>
-                <w:p>
-                  <w:pPr>
-                    <w:spacing w:after="40" w:before="0"/>
-                    <w:jc w:val="left"/>
-                  </w:pPr>
-                  <w:r>
-                    <w:rPr>
-                      <w:rFonts w:ascii="Arial" w:cs="Arial" w:eastAsia="Arial" w:hAnsi="Arial"/>
-                      <w:b w:val="false"/>
-                      <w:bCs w:val="false"/>
-                      <w:i w:val="false"/>
-                      <w:iCs w:val="false"/>
-                      <w:color w:val="000000"/>
-                      <w:sz w:val="18"/>
-                      <w:szCs w:val="18"/>
-                    </w:rPr>
-                    <w:t xml:space="preserve">50</w:t>
-                  </w:r>
-                </w:p>
-              </w:tc>
-              <w:tc>
-                <w:tcPr>
-                  <w:tcW w:type="dxa" w:w="5160"/>
-                  <w:shd w:fill="FFFFFF" w:color="auto" w:val="clear"/>
-                  <w:tcMar>
-                    <w:top w:type="dxa" w:w="60"/>
-                    <w:left w:type="dxa" w:w="120"/>
-                    <w:bottom w:type="dxa" w:w="60"/>
-                    <w:right w:type="dxa" w:w="120"/>
-                  </w:tcMar>
-                  <w:vAlign w:val="top"/>
-                </w:tcPr>
-                <w:p>
-                  <w:pPr>
-                    <w:spacing w:after="40" w:before="0"/>
-                    <w:jc w:val="left"/>
-                  </w:pPr>
-                  <w:r>
-                    <w:rPr>
-                      <w:rFonts w:ascii="Arial" w:cs="Arial" w:eastAsia="Arial" w:hAnsi="Arial"/>
-                      <w:b w:val="false"/>
-                      <w:bCs w:val="false"/>
-                      <w:i w:val="false"/>
-                      <w:iCs w:val="false"/>
-                      <w:color w:val="000000"/>
-                      <w:sz w:val="18"/>
-                      <w:szCs w:val="18"/>
-                    </w:rPr>
-                    <w:t xml:space="preserve">17.3</w:t>
-                  </w:r>
-                </w:p>
-              </w:tc>
-            </w:tr>
-            <w:tr>
-              <w:tc>
-                <w:tcPr>
-                  <w:tcW w:type="dxa" w:w="5160"/>
-                  <w:shd w:fill="FFFFFF" w:color="auto" w:val="clear"/>
-                  <w:tcMar>
-                    <w:top w:type="dxa" w:w="60"/>
-                    <w:left w:type="dxa" w:w="120"/>
-                    <w:bottom w:type="dxa" w:w="60"/>
-                    <w:right w:type="dxa" w:w="120"/>
-                  </w:tcMar>
-                  <w:vAlign w:val="top"/>
-                </w:tcPr>
-                <w:p>
-                  <w:pPr>
-                    <w:spacing w:after="40" w:before="0"/>
-                    <w:jc w:val="left"/>
-                  </w:pPr>
-                  <w:r>
-                    <w:rPr>
-                      <w:rFonts w:ascii="Arial" w:cs="Arial" w:eastAsia="Arial" w:hAnsi="Arial"/>
-                      <w:b w:val="false"/>
-                      <w:bCs w:val="false"/>
-                      <w:i w:val="false"/>
-                      <w:iCs w:val="false"/>
-                      <w:color w:val="000000"/>
-                      <w:sz w:val="18"/>
-                      <w:szCs w:val="18"/>
-                    </w:rPr>
-                    <w:t xml:space="preserve">100</w:t>
-                  </w:r>
-                </w:p>
-              </w:tc>
-              <w:tc>
-                <w:tcPr>
-                  <w:tcW w:type="dxa" w:w="5160"/>
-                  <w:shd w:fill="FFFFFF" w:color="auto" w:val="clear"/>
-                  <w:tcMar>
-                    <w:top w:type="dxa" w:w="60"/>
-                    <w:left w:type="dxa" w:w="120"/>
-                    <w:bottom w:type="dxa" w:w="60"/>
-                    <w:right w:type="dxa" w:w="120"/>
-                  </w:tcMar>
-                  <w:vAlign w:val="top"/>
-                </w:tcPr>
-                <w:p>
-                  <w:pPr>
-                    <w:spacing w:after="40" w:before="0"/>
-                    <w:jc w:val="left"/>
-                  </w:pPr>
-                  <w:r>
-                    <w:rPr>
-                      <w:rFonts w:ascii="Arial" w:cs="Arial" w:eastAsia="Arial" w:hAnsi="Arial"/>
-                      <w:b w:val="false"/>
-                      <w:bCs w:val="false"/>
-                      <w:i w:val="false"/>
-                      <w:iCs w:val="false"/>
-                      <w:color w:val="000000"/>
-                      <w:sz w:val="18"/>
-                      <w:szCs w:val="18"/>
-                    </w:rPr>
-                    <w:t xml:space="preserve">24.5</w:t>
-                  </w:r>
-                </w:p>
-              </w:tc>
-            </w:tr>
-            <w:tr>
-              <w:tc>
-                <w:tcPr>
-                  <w:tcW w:type="dxa" w:w="5160"/>
-                  <w:shd w:fill="FFFFFF" w:color="auto" w:val="clear"/>
-                  <w:tcMar>
-                    <w:top w:type="dxa" w:w="60"/>
-                    <w:left w:type="dxa" w:w="120"/>
-                    <w:bottom w:type="dxa" w:w="60"/>
-                    <w:right w:type="dxa" w:w="120"/>
-                  </w:tcMar>
-                  <w:vAlign w:val="top"/>
-                </w:tcPr>
-                <w:p>
-                  <w:pPr>
-                    <w:spacing w:after="40" w:before="0"/>
-                    <w:jc w:val="left"/>
-                  </w:pPr>
-                  <w:r>
-                    <w:rPr>
-                      <w:rFonts w:ascii="Arial" w:cs="Arial" w:eastAsia="Arial" w:hAnsi="Arial"/>
-                      <w:b w:val="false"/>
-                      <w:bCs w:val="false"/>
-                      <w:i w:val="false"/>
-                      <w:iCs w:val="false"/>
-                      <w:color w:val="000000"/>
-                      <w:sz w:val="18"/>
-                      <w:szCs w:val="18"/>
-                    </w:rPr>
-                    <w:t xml:space="preserve">200</w:t>
-                  </w:r>
-                </w:p>
-              </w:tc>
-              <w:tc>
-                <w:tcPr>
-                  <w:tcW w:type="dxa" w:w="5160"/>
-                  <w:shd w:fill="FFFFFF" w:color="auto" w:val="clear"/>
-                  <w:tcMar>
-                    <w:top w:type="dxa" w:w="60"/>
-                    <w:left w:type="dxa" w:w="120"/>
-                    <w:bottom w:type="dxa" w:w="60"/>
-                    <w:right w:type="dxa" w:w="120"/>
-                  </w:tcMar>
-                  <w:vAlign w:val="top"/>
-                </w:tcPr>
-                <w:p>
-                  <w:pPr>
-                    <w:spacing w:after="40" w:before="0"/>
-                    <w:jc w:val="left"/>
-                  </w:pPr>
-                  <w:r>
-                    <w:rPr>
-                      <w:rFonts w:ascii="Arial" w:cs="Arial" w:eastAsia="Arial" w:hAnsi="Arial"/>
-                      <w:b w:val="false"/>
-                      <w:bCs w:val="false"/>
-                      <w:i w:val="false"/>
-                      <w:iCs w:val="false"/>
-                      <w:color w:val="000000"/>
-                      <w:sz w:val="18"/>
-                      <w:szCs w:val="18"/>
-                    </w:rPr>
-                    <w:t xml:space="preserve">34.6</w:t>
-                  </w:r>
-                </w:p>
-              </w:tc>
-            </w:tr>
-          </w:tbl>
-          <w:p>
-            <w:pPr>
-              <w:spacing w:after="60" w:before="0"/>
+          <w:p>
+            <w:pPr>
+              <w:spacing w:after="40" w:before="0"/>
+              <w:jc w:val="left"/>
+            </w:pPr>
+            <w:r>
+              <w:rPr>
+                <w:rFonts w:ascii="Arial" w:cs="Arial" w:eastAsia="Arial" w:hAnsi="Arial"/>
+                <w:b w:val="false"/>
+                <w:bCs w:val="false"/>
+                <w:i w:val="false"/>
+                <w:iCs w:val="false"/>
+                <w:color w:val="000000"/>
+                <w:sz w:val="18"/>
+                <w:szCs w:val="18"/>
+              </w:rPr>
+              <w:t xml:space="preserve">(b) g = 2h/t² (from s = ½at² with u = 0) = 2 × 2.0 ÷ 0.64² = 4 ÷ 0.4096 = 9.8 m/s². We use g = 10 m/s² because it is a convenient value very close to the measured one, and the difference from our result is small enough to be explained by reaction-time error.</w:t>
+            </w:r>
+          </w:p>
+          <w:p>
+            <w:pPr>
+              <w:spacing w:after="40" w:before="0"/>
               <w:jc w:val="left"/>
             </w:pPr>
             <w:r>
@@ -1719,6 +1137,25 @@
                 <w:sz w:val="18"/>
                 <w:szCs w:val="18"/>
               </w:rPr>
+              <w:t xml:space="preserve">(c) Take down as positive, u = 0, a = 10 m/s², s = 20 m. s = ½at², so 20 = ½ × 10 × t², t² = 4, t = 2 s. v = u + at = 0 + 10 × 2 = 20 m/s.</w:t>
+            </w:r>
+          </w:p>
+          <w:p>
+            <w:pPr>
+              <w:spacing w:after="40" w:before="0"/>
+              <w:jc w:val="left"/>
+            </w:pPr>
+            <w:r>
+              <w:rPr>
+                <w:rFonts w:ascii="Arial" w:cs="Arial" w:eastAsia="Arial" w:hAnsi="Arial"/>
+                <w:b w:val="false"/>
+                <w:bCs w:val="false"/>
+                <w:i w:val="false"/>
+                <w:iCs w:val="false"/>
+                <w:color w:val="000000"/>
+                <w:sz w:val="18"/>
+                <w:szCs w:val="18"/>
+              </w:rPr>
               <w:t xml:space="preserve"/>
             </w:r>
           </w:p>
@@ -1738,64 +1175,7 @@
                 <w:sz w:val="18"/>
                 <w:szCs w:val="18"/>
               </w:rPr>
-              <w:t xml:space="preserve">Sample working at 50 m: v² = 0 + 2(3)(50) = 300, so v = √300 ≈ 17.3 m/s.</w:t>
-            </w:r>
-          </w:p>
-          <w:p>
-            <w:pPr>
-              <w:spacing w:after="40" w:before="0"/>
-              <w:jc w:val="left"/>
-            </w:pPr>
-            <w:r>
-              <w:rPr>
-                <w:rFonts w:ascii="Arial" w:cs="Arial" w:eastAsia="Arial" w:hAnsi="Arial"/>
-                <w:b w:val="false"/>
-                <w:bCs w:val="false"/>
-                <w:i w:val="false"/>
-                <w:iCs w:val="false"/>
-                <w:color w:val="000000"/>
-                <w:sz w:val="18"/>
-                <w:szCs w:val="18"/>
-              </w:rPr>
-              <w:t xml:space="preserve">(b) No. The speed goes from 17.3 m/s to 24.5 m/s, which is an increase of about 1.4 times, not 2 times. Speed is not directly proportional to distance. The square of the speed is proportional to distance (v² = 2as), so doubling the distance multiplies v² by 2 but multiplies v by only about 1.4.</w:t>
-            </w:r>
-          </w:p>
-          <w:p>
-            <w:pPr>
-              <w:spacing w:after="40" w:before="0"/>
-              <w:jc w:val="left"/>
-            </w:pPr>
-            <w:r>
-              <w:rPr>
-                <w:rFonts w:ascii="Arial" w:cs="Arial" w:eastAsia="Arial" w:hAnsi="Arial"/>
-                <w:b w:val="false"/>
-                <w:bCs w:val="false"/>
-                <w:i w:val="false"/>
-                <w:iCs w:val="false"/>
-                <w:color w:val="000000"/>
-                <w:sz w:val="18"/>
-                <w:szCs w:val="18"/>
-              </w:rPr>
-              <w:t xml:space="preserve">(c) The arrows should start with no arrow (or a zero-length arrow) at 0 m and get longer at 50 m, 100 m and 200 m in proportion to the speeds in the table. The longest arrow, at 200 m, should be about twice as long as the one at 50 m. Other labels I would add: the symbol g or an arrow for the downward pull of gravity, the symbols u, v, a, s and t, and safety mitigation arrows such as a crash barrier or a warning sign placed at a calculated distance along the road before the cart reaches a dangerous speed.</w:t>
-            </w:r>
-          </w:p>
-          <w:p>
-            <w:pPr>
-              <w:spacing w:after="60" w:before="0"/>
-              <w:jc w:val="left"/>
-            </w:pPr>
-            <w:r>
-              <w:rPr>
-                <w:rFonts w:ascii="Arial" w:cs="Arial" w:eastAsia="Arial" w:hAnsi="Arial"/>
-                <w:b w:val="false"/>
-                <w:bCs w:val="false"/>
-                <w:i w:val="false"/>
-                <w:iCs w:val="false"/>
-                <w:color w:val="000000"/>
-                <w:sz w:val="18"/>
-                <w:szCs w:val="18"/>
-              </w:rPr>
-              <w:t xml:space="preserve"/>
+              <w:t xml:space="preserve">(d) The stone and the cart both reach 20 m/s after a 20 m vertical drop, but the stone takes 2 s while the cart takes 10 s. The slope only provides 0.2 of g, so the cart's acceleration is 2 m/s² instead of 10 m/s², and it takes five times longer to reach the same speed. Free fall is the extreme case of a vertical slope (sin = 1), where a = g.</w:t>
             </w:r>
           </w:p>
         </w:tc>
@@ -1856,7 +1236,7 @@
                 <w:sz w:val="22"/>
                 <w:szCs w:val="22"/>
               </w:rPr>
-              <w:t xml:space="preserve">Part 4: Free fall – the mango and the cart</w:t>
+              <w:t xml:space="preserve">Part 4: Slowing down and the sign convention</w:t>
             </w:r>
           </w:p>
         </w:tc>
@@ -1890,64 +1270,64 @@
                 <w:sz w:val="18"/>
                 <w:szCs w:val="18"/>
               </w:rPr>
-              <w:t xml:space="preserve">Your class dropped a rubber bung, a crumpled paper ball and a small stone from 2 m and observed what happened. Now think about a ripe mango falling from a tree near Kisumu and the mkokoteni on the escarpment. Use g = 10 m/s².</w:t>
-            </w:r>
-          </w:p>
-          <w:p>
-            <w:pPr>
-              <w:spacing w:after="40" w:before="0"/>
-              <w:jc w:val="left"/>
-            </w:pPr>
-            <w:r>
-              <w:rPr>
-                <w:rFonts w:ascii="Arial" w:cs="Arial" w:eastAsia="Arial" w:hAnsi="Arial"/>
-                <w:b/>
-                <w:bCs/>
-                <w:i w:val="false"/>
-                <w:iCs w:val="false"/>
-                <w:color w:val="000000"/>
-                <w:sz w:val="18"/>
-                <w:szCs w:val="18"/>
-              </w:rPr>
-              <w:t xml:space="preserve">(a) Describe what you saw in the drop experiment when two objects of different mass were dropped together. Explain why a heavy object does not fall faster than a light one.</w:t>
-            </w:r>
-          </w:p>
-          <w:p>
-            <w:pPr>
-              <w:spacing w:after="40" w:before="0"/>
-              <w:jc w:val="left"/>
-            </w:pPr>
-            <w:r>
-              <w:rPr>
-                <w:rFonts w:ascii="Arial" w:cs="Arial" w:eastAsia="Arial" w:hAnsi="Arial"/>
-                <w:b/>
-                <w:bCs/>
-                <w:i w:val="false"/>
-                <w:iCs w:val="false"/>
-                <w:color w:val="000000"/>
-                <w:sz w:val="18"/>
-                <w:szCs w:val="18"/>
-              </w:rPr>
-              <w:t xml:space="preserve">(b) A mango is released from rest and falls freely for 2 s. Calculate its speed after 2 s and the distance it falls.</w:t>
-            </w:r>
-          </w:p>
-          <w:p>
-            <w:pPr>
-              <w:spacing w:after="40" w:before="0"/>
-              <w:jc w:val="left"/>
-            </w:pPr>
-            <w:r>
-              <w:rPr>
-                <w:rFonts w:ascii="Arial" w:cs="Arial" w:eastAsia="Arial" w:hAnsi="Arial"/>
-                <w:b/>
-                <w:bCs/>
-                <w:i w:val="false"/>
-                <w:iCs w:val="false"/>
-                <w:color w:val="000000"/>
-                <w:sz w:val="18"/>
-                <w:szCs w:val="18"/>
-              </w:rPr>
-              <w:t xml:space="preserve">(c) The mkokoteni's acceleration (about 3 m/s²) is smaller than g. Explain how free fall is related to the mkokoteni's motion, and say why the mkokoteni's acceleration is not equal to g.</w:t>
+              <w:t xml:space="preserve">A boda-boda rider, Otieno, is travelling at 15 m/s and brakes before a police check with a constant acceleration of -3 m/s².</w:t>
+            </w:r>
+          </w:p>
+          <w:p>
+            <w:pPr>
+              <w:spacing w:after="40" w:before="0"/>
+              <w:jc w:val="left"/>
+            </w:pPr>
+            <w:r>
+              <w:rPr>
+                <w:rFonts w:ascii="Arial" w:cs="Arial" w:eastAsia="Arial" w:hAnsi="Arial"/>
+                <w:b/>
+                <w:bCs/>
+                <w:i w:val="false"/>
+                <w:iCs w:val="false"/>
+                <w:color w:val="000000"/>
+                <w:sz w:val="18"/>
+                <w:szCs w:val="18"/>
+              </w:rPr>
+              <w:t xml:space="preserve">(a) Explain what the negative sign tells you, and compare it with the sign of the cart's acceleration down the slope.</w:t>
+            </w:r>
+          </w:p>
+          <w:p>
+            <w:pPr>
+              <w:spacing w:after="40" w:before="0"/>
+              <w:jc w:val="left"/>
+            </w:pPr>
+            <w:r>
+              <w:rPr>
+                <w:rFonts w:ascii="Arial" w:cs="Arial" w:eastAsia="Arial" w:hAnsi="Arial"/>
+                <w:b/>
+                <w:bCs/>
+                <w:i w:val="false"/>
+                <w:iCs w:val="false"/>
+                <w:color w:val="000000"/>
+                <w:sz w:val="18"/>
+                <w:szCs w:val="18"/>
+              </w:rPr>
+              <w:t xml:space="preserve">(b) Calculate how long Otieno takes to stop and how far he travels while stopping.</w:t>
+            </w:r>
+          </w:p>
+          <w:p>
+            <w:pPr>
+              <w:spacing w:after="40" w:before="0"/>
+              <w:jc w:val="left"/>
+            </w:pPr>
+            <w:r>
+              <w:rPr>
+                <w:rFonts w:ascii="Arial" w:cs="Arial" w:eastAsia="Arial" w:hAnsi="Arial"/>
+                <w:b/>
+                <w:bCs/>
+                <w:i w:val="false"/>
+                <w:iCs w:val="false"/>
+                <w:color w:val="000000"/>
+                <w:sz w:val="18"/>
+                <w:szCs w:val="18"/>
+              </w:rPr>
+              <w:t xml:space="preserve">(c) A ball is thrown upward at 15 m/s from a 20 m high Mombasa rooftop. Taking up as positive, state the acceleration of the ball at the top of its path and explain your answer. Then calculate its velocity when it hits the ground.</w:t>
             </w:r>
           </w:p>
         </w:tc>
@@ -1979,45 +1359,83 @@
                 <w:sz w:val="18"/>
                 <w:szCs w:val="18"/>
               </w:rPr>
-              <w:t xml:space="preserve">(a) When two objects of different mass were dropped together from 2 m, they landed at the same time. A heavier object has a greater gravitational pull (weight, W = mg), but it also has more mass to accelerate. The two effects cancel (a = F/m = mg/m = g), so every freely falling object has the same acceleration, about 10 m/s² (9.8 m/s² in our experiment), whatever its mass.</w:t>
-            </w:r>
-          </w:p>
-          <w:p>
-            <w:pPr>
-              <w:spacing w:after="40" w:before="0"/>
-              <w:jc w:val="left"/>
-            </w:pPr>
-            <w:r>
-              <w:rPr>
-                <w:rFonts w:ascii="Arial" w:cs="Arial" w:eastAsia="Arial" w:hAnsi="Arial"/>
-                <w:b w:val="false"/>
-                <w:bCs w:val="false"/>
-                <w:i w:val="false"/>
-                <w:iCs w:val="false"/>
-                <w:color w:val="000000"/>
-                <w:sz w:val="18"/>
-                <w:szCs w:val="18"/>
-              </w:rPr>
-              <w:t xml:space="preserve">(b) GIVEN: u = 0, a = g = 10 m/s², t = 2 s. Speed: v = u + at = 0 + (10)(2) = 20 m/s. Distance: s = ½at² = ½(10)(2²) = 20 m. The mango hits the ground at 20 m/s after falling 20 m.</w:t>
-            </w:r>
-          </w:p>
-          <w:p>
-            <w:pPr>
-              <w:spacing w:after="40" w:before="0"/>
-              <w:jc w:val="left"/>
-            </w:pPr>
-            <w:r>
-              <w:rPr>
-                <w:rFonts w:ascii="Arial" w:cs="Arial" w:eastAsia="Arial" w:hAnsi="Arial"/>
-                <w:b w:val="false"/>
-                <w:bCs w:val="false"/>
-                <w:i w:val="false"/>
-                <w:iCs w:val="false"/>
-                <w:color w:val="000000"/>
-                <w:sz w:val="18"/>
-                <w:szCs w:val="18"/>
-              </w:rPr>
-              <w:t xml:space="preserve">(c) Free fall is the limiting case of the same gravitational acceleration, when the object falls straight down with no slope and no friction. The mkokoteni is on a slope, so only part of gravity's pull acts along the road, and friction also acts against it. That is why its acceleration (about 3 m/s²) is less than g. Both motions are constant acceleration caused by gravity, so the same equations of linear motion describe both.</w:t>
+              <w:t xml:space="preserve">(a) The negative sign means the acceleration is in the opposite direction to the motion, so the velocity decreases (deceleration). Otieno takes the direction of motion as positive and his acceleration points backwards. The cart's acceleration of +2.0 m/s² is in the same direction as its motion down the slope, so its velocity increases.</w:t>
+            </w:r>
+          </w:p>
+          <w:p>
+            <w:pPr>
+              <w:spacing w:after="40" w:before="0"/>
+              <w:jc w:val="left"/>
+            </w:pPr>
+            <w:r>
+              <w:rPr>
+                <w:rFonts w:ascii="Arial" w:cs="Arial" w:eastAsia="Arial" w:hAnsi="Arial"/>
+                <w:b w:val="false"/>
+                <w:bCs w:val="false"/>
+                <w:i w:val="false"/>
+                <w:iCs w:val="false"/>
+                <w:color w:val="000000"/>
+                <w:sz w:val="18"/>
+                <w:szCs w:val="18"/>
+              </w:rPr>
+              <w:t xml:space="preserve"/>
+            </w:r>
+          </w:p>
+          <w:p>
+            <w:pPr>
+              <w:spacing w:after="40" w:before="0"/>
+              <w:jc w:val="left"/>
+            </w:pPr>
+            <w:r>
+              <w:rPr>
+                <w:rFonts w:ascii="Arial" w:cs="Arial" w:eastAsia="Arial" w:hAnsi="Arial"/>
+                <w:b w:val="false"/>
+                <w:bCs w:val="false"/>
+                <w:i w:val="false"/>
+                <w:iCs w:val="false"/>
+                <w:color w:val="000000"/>
+                <w:sz w:val="18"/>
+                <w:szCs w:val="18"/>
+              </w:rPr>
+              <w:t xml:space="preserve">(b) u = 15 m/s, v = 0, a = -3 m/s². Time: v = u + at gives 0 = 15 - 3t, so t = 5 s. Distance: v² = u² + 2as gives 0 = 225 + 2(-3)s, so s = 225 ÷ 6 = 37.5 m. Check: s = ½(u+v)t = ½ × 15 × 5 = 37.5 m.</w:t>
+            </w:r>
+          </w:p>
+          <w:p>
+            <w:pPr>
+              <w:spacing w:after="40" w:before="0"/>
+              <w:jc w:val="left"/>
+            </w:pPr>
+            <w:r>
+              <w:rPr>
+                <w:rFonts w:ascii="Arial" w:cs="Arial" w:eastAsia="Arial" w:hAnsi="Arial"/>
+                <w:b w:val="false"/>
+                <w:bCs w:val="false"/>
+                <w:i w:val="false"/>
+                <w:iCs w:val="false"/>
+                <w:color w:val="000000"/>
+                <w:sz w:val="18"/>
+                <w:szCs w:val="18"/>
+              </w:rPr>
+              <w:t xml:space="preserve"/>
+            </w:r>
+          </w:p>
+          <w:p>
+            <w:pPr>
+              <w:spacing w:after="40" w:before="0"/>
+              <w:jc w:val="left"/>
+            </w:pPr>
+            <w:r>
+              <w:rPr>
+                <w:rFonts w:ascii="Arial" w:cs="Arial" w:eastAsia="Arial" w:hAnsi="Arial"/>
+                <w:b w:val="false"/>
+                <w:bCs w:val="false"/>
+                <w:i w:val="false"/>
+                <w:iCs w:val="false"/>
+                <w:color w:val="000000"/>
+                <w:sz w:val="18"/>
+                <w:szCs w:val="18"/>
+              </w:rPr>
+              <w:t xml:space="preserve">(c) The acceleration of the ball is a = -10 m/s² all the time, including at the top, where v = 0 for an instant. Gravity keeps acting, so the velocity keeps changing by 10 m/s each second downward. The ball ends at the ground, which is 20 m below the start, so s = -20 m. Using v² = u² + 2as: v² = 225 + 2(-10)(-20) = 225 + 400 = 625, so v = -25 m/s (the negative root because it moves downward). The ball hits the ground at 25 m/s downward. Check: it takes 4 s, since v = 15 - 10 × 4 = -25 m/s.</w:t>
             </w:r>
           </w:p>
         </w:tc>
@@ -2078,7 +1496,7 @@
                 <w:sz w:val="22"/>
                 <w:szCs w:val="22"/>
               </w:rPr>
-              <w:t xml:space="preserve">Part 5: Road safety and the Pitch to the County Engineer</w:t>
+              <w:t xml:space="preserve">Part 5: Road safety and the final explanation</w:t>
             </w:r>
           </w:p>
         </w:tc>
@@ -2112,64 +1530,83 @@
                 <w:sz w:val="18"/>
                 <w:szCs w:val="18"/>
               </w:rPr>
-              <w:t xml:space="preserve">In Lesson 6 you studied a matatu braking on Mombasa Road. Suppose the matatu brakes with a constant deceleration of 5 m/s² until it stops (v = 0). Use v² = u² + 2as with a = −5 m/s². Convert km/h to m/s by dividing by 3.6.</w:t>
-            </w:r>
-          </w:p>
-          <w:p>
-            <w:pPr>
-              <w:spacing w:after="40" w:before="0"/>
-              <w:jc w:val="left"/>
-            </w:pPr>
-            <w:r>
-              <w:rPr>
-                <w:rFonts w:ascii="Arial" w:cs="Arial" w:eastAsia="Arial" w:hAnsi="Arial"/>
-                <w:b/>
-                <w:bCs/>
-                <w:i w:val="false"/>
-                <w:iCs w:val="false"/>
-                <w:color w:val="000000"/>
-                <w:sz w:val="18"/>
-                <w:szCs w:val="18"/>
-              </w:rPr>
-              <w:t xml:space="preserve">(a) Calculate the braking distance for a matatu travelling at 30 km/h and at 90 km/h (give your answers to one decimal place).</w:t>
-            </w:r>
-          </w:p>
-          <w:p>
-            <w:pPr>
-              <w:spacing w:after="40" w:before="0"/>
-              <w:jc w:val="left"/>
-            </w:pPr>
-            <w:r>
-              <w:rPr>
-                <w:rFonts w:ascii="Arial" w:cs="Arial" w:eastAsia="Arial" w:hAnsi="Arial"/>
-                <w:b/>
-                <w:bCs/>
-                <w:i w:val="false"/>
-                <w:iCs w:val="false"/>
-                <w:color w:val="000000"/>
-                <w:sz w:val="18"/>
-                <w:szCs w:val="18"/>
-              </w:rPr>
-              <w:t xml:space="preserve">(b) Compare the two distances. What happens to braking distance when speed is tripled, and what does this tell you about the relationship between speed and braking distance?</w:t>
-            </w:r>
-          </w:p>
-          <w:p>
-            <w:pPr>
-              <w:spacing w:after="40" w:before="0"/>
-              <w:jc w:val="left"/>
-            </w:pPr>
-            <w:r>
-              <w:rPr>
-                <w:rFonts w:ascii="Arial" w:cs="Arial" w:eastAsia="Arial" w:hAnsi="Arial"/>
-                <w:b/>
-                <w:bCs/>
-                <w:i w:val="false"/>
-                <w:iCs w:val="false"/>
-                <w:color w:val="000000"/>
-                <w:sz w:val="18"/>
-                <w:szCs w:val="18"/>
-              </w:rPr>
-              <w:t xml:space="preserve">(c) Write a short pitch (4–6 sentences) to the Limuru County Engineer. Explain why the mkokoteni kept accelerating, what mathematics could have predicted the crash, and one evidence-based safety measure you recommend for the escarpment road. In your answer, answer the KICD questions: how is free fall important in real life, and how can its dangers be reduced?</w:t>
+              <w:t xml:space="preserve">A matatu on Mombasa Road has a driver reaction time of 1.0 s. On a dry road, braking gives a deceleration of 5 m/s². On a wet road, the deceleration is 2.5 m/s².</w:t>
+            </w:r>
+          </w:p>
+          <w:p>
+            <w:pPr>
+              <w:spacing w:after="40" w:before="0"/>
+              <w:jc w:val="left"/>
+            </w:pPr>
+            <w:r>
+              <w:rPr>
+                <w:rFonts w:ascii="Arial" w:cs="Arial" w:eastAsia="Arial" w:hAnsi="Arial"/>
+                <w:b/>
+                <w:bCs/>
+                <w:i w:val="false"/>
+                <w:iCs w:val="false"/>
+                <w:color w:val="000000"/>
+                <w:sz w:val="18"/>
+                <w:szCs w:val="18"/>
+              </w:rPr>
+              <w:t xml:space="preserve">(a) The matatu travels at 72 km/h. Convert this to m/s, then calculate the reaction distance, the braking distance on a dry road and the total stopping distance.</w:t>
+            </w:r>
+          </w:p>
+          <w:p>
+            <w:pPr>
+              <w:spacing w:after="40" w:before="0"/>
+              <w:jc w:val="left"/>
+            </w:pPr>
+            <w:r>
+              <w:rPr>
+                <w:rFonts w:ascii="Arial" w:cs="Arial" w:eastAsia="Arial" w:hAnsi="Arial"/>
+                <w:b/>
+                <w:bCs/>
+                <w:i w:val="false"/>
+                <w:iCs w:val="false"/>
+                <w:color w:val="000000"/>
+                <w:sz w:val="18"/>
+                <w:szCs w:val="18"/>
+              </w:rPr>
+              <w:t xml:space="preserve">(b) Find the braking distance of the same matatu on a wet road, and compare it with the dry road.</w:t>
+            </w:r>
+          </w:p>
+          <w:p>
+            <w:pPr>
+              <w:spacing w:after="40" w:before="0"/>
+              <w:jc w:val="left"/>
+            </w:pPr>
+            <w:r>
+              <w:rPr>
+                <w:rFonts w:ascii="Arial" w:cs="Arial" w:eastAsia="Arial" w:hAnsi="Arial"/>
+                <w:b/>
+                <w:bCs/>
+                <w:i w:val="false"/>
+                <w:iCs w:val="false"/>
+                <w:color w:val="000000"/>
+                <w:sz w:val="18"/>
+                <w:szCs w:val="18"/>
+              </w:rPr>
+              <w:t xml:space="preserve">(c) The matatu's speed is increased to 108 km/h. Find the new braking distance on a dry road, and say by what factor it has changed compared with part (a) and why.</w:t>
+            </w:r>
+          </w:p>
+          <w:p>
+            <w:pPr>
+              <w:spacing w:after="40" w:before="0"/>
+              <w:jc w:val="left"/>
+            </w:pPr>
+            <w:r>
+              <w:rPr>
+                <w:rFonts w:ascii="Arial" w:cs="Arial" w:eastAsia="Arial" w:hAnsi="Arial"/>
+                <w:b/>
+                <w:bCs/>
+                <w:i w:val="false"/>
+                <w:iCs w:val="false"/>
+                <w:color w:val="000000"/>
+                <w:sz w:val="18"/>
+                <w:szCs w:val="18"/>
+              </w:rPr>
+              <w:t xml:space="preserve">(d) Explain how your answers help us understand why the Kinangop descent has warning signs and why a runaway mkokoteni with no brakes is so dangerous. Suggest TWO ways to reduce the dangers of speed on steep roads.</w:t>
             </w:r>
           </w:p>
         </w:tc>
@@ -2201,45 +1638,121 @@
                 <w:sz w:val="18"/>
                 <w:szCs w:val="18"/>
               </w:rPr>
-              <w:t xml:space="preserve">(a) At 30 km/h: u = 30 ÷ 3.6 ≈ 8.33 m/s. 0 = (8.33)² + 2(−5)s, so s = 69.4/10 ≈ 6.9 m. At 90 km/h: u = 90 ÷ 3.6 = 25 m/s. 0 = 25² + 2(−5)s, so s = 625/10 = 62.5 m.</w:t>
-            </w:r>
-          </w:p>
-          <w:p>
-            <w:pPr>
-              <w:spacing w:after="40" w:before="0"/>
-              <w:jc w:val="left"/>
-            </w:pPr>
-            <w:r>
-              <w:rPr>
-                <w:rFonts w:ascii="Arial" w:cs="Arial" w:eastAsia="Arial" w:hAnsi="Arial"/>
-                <w:b w:val="false"/>
-                <w:bCs w:val="false"/>
-                <w:i w:val="false"/>
-                <w:iCs w:val="false"/>
-                <w:color w:val="000000"/>
-                <w:sz w:val="18"/>
-                <w:szCs w:val="18"/>
-              </w:rPr>
-              <w:t xml:space="preserve">(b) 62.5 ÷ 6.9 ≈ 9, so the braking distance is about nine times longer when the speed is three times greater. Braking distance is proportional to the square of the initial speed (s = u²/2a), so it is not a straight-line relationship. A small increase in speed causes a much larger increase in stopping distance. This is why speeding on steep roads is so dangerous.</w:t>
-            </w:r>
-          </w:p>
-          <w:p>
-            <w:pPr>
-              <w:spacing w:after="40" w:before="0"/>
-              <w:jc w:val="left"/>
-            </w:pPr>
-            <w:r>
-              <w:rPr>
-                <w:rFonts w:ascii="Arial" w:cs="Arial" w:eastAsia="Arial" w:hAnsi="Arial"/>
-                <w:b w:val="false"/>
-                <w:bCs w:val="false"/>
-                <w:i w:val="false"/>
-                <w:iCs w:val="false"/>
-                <w:color w:val="000000"/>
-                <w:sz w:val="18"/>
-                <w:szCs w:val="18"/>
-              </w:rPr>
-              <w:t xml:space="preserve">(c) Dear County Engineer, the mkokoteni kept getting faster because gravity is an unbalanced force that pulls it down the slope all the time. This gives it a constant acceleration of about 3 m/s², so its speed grows every second without any engine or push. Using v = u + at and v² = u² + 2as, we can calculate that the cart reaches about 40 m/s (144 km/h) after about 13 s and about 267 m, so the crash could have been predicted. I recommend crash barriers or runaway ramps at distances calculated from these equations, together with warning signs and speed limits on the escarpment. Free fall matters in real life because the same equations help us plan safe construction sites, design roads and understand falling objects such as mangoes. Its dangers can be reduced by keeping a safe distance, controlling speed, using barriers and wearing protective equipment, so that mathematics helps us prevent crashes.</w:t>
+              <w:t xml:space="preserve">(a) 72 km/h ÷ 3.6 = 20 m/s. Reaction distance = speed × reaction time = 20 × 1.0 = 20 m. Braking distance: v² = u² + 2as with v = 0, so 0 = 400 + 2(-5)s and s = 400 ÷ 10 = 40 m. Total stopping distance = 20 + 40 = 60 m.</w:t>
+            </w:r>
+          </w:p>
+          <w:p>
+            <w:pPr>
+              <w:spacing w:after="40" w:before="0"/>
+              <w:jc w:val="left"/>
+            </w:pPr>
+            <w:r>
+              <w:rPr>
+                <w:rFonts w:ascii="Arial" w:cs="Arial" w:eastAsia="Arial" w:hAnsi="Arial"/>
+                <w:b w:val="false"/>
+                <w:bCs w:val="false"/>
+                <w:i w:val="false"/>
+                <w:iCs w:val="false"/>
+                <w:color w:val="000000"/>
+                <w:sz w:val="18"/>
+                <w:szCs w:val="18"/>
+              </w:rPr>
+              <w:t xml:space="preserve"/>
+            </w:r>
+          </w:p>
+          <w:p>
+            <w:pPr>
+              <w:spacing w:after="40" w:before="0"/>
+              <w:jc w:val="left"/>
+            </w:pPr>
+            <w:r>
+              <w:rPr>
+                <w:rFonts w:ascii="Arial" w:cs="Arial" w:eastAsia="Arial" w:hAnsi="Arial"/>
+                <w:b w:val="false"/>
+                <w:bCs w:val="false"/>
+                <w:i w:val="false"/>
+                <w:iCs w:val="false"/>
+                <w:color w:val="000000"/>
+                <w:sz w:val="18"/>
+                <w:szCs w:val="18"/>
+              </w:rPr>
+              <w:t xml:space="preserve">(b) Wet road: s = u²/2|a| = 400 ÷ (2 × 2.5) = 400 ÷ 5 = 80 m. The wet-road braking distance is 80 m, which is double the 40 m on a dry road, because the deceleration is half as large.</w:t>
+            </w:r>
+          </w:p>
+          <w:p>
+            <w:pPr>
+              <w:spacing w:after="40" w:before="0"/>
+              <w:jc w:val="left"/>
+            </w:pPr>
+            <w:r>
+              <w:rPr>
+                <w:rFonts w:ascii="Arial" w:cs="Arial" w:eastAsia="Arial" w:hAnsi="Arial"/>
+                <w:b w:val="false"/>
+                <w:bCs w:val="false"/>
+                <w:i w:val="false"/>
+                <w:iCs w:val="false"/>
+                <w:color w:val="000000"/>
+                <w:sz w:val="18"/>
+                <w:szCs w:val="18"/>
+              </w:rPr>
+              <w:t xml:space="preserve"/>
+            </w:r>
+          </w:p>
+          <w:p>
+            <w:pPr>
+              <w:spacing w:after="40" w:before="0"/>
+              <w:jc w:val="left"/>
+            </w:pPr>
+            <w:r>
+              <w:rPr>
+                <w:rFonts w:ascii="Arial" w:cs="Arial" w:eastAsia="Arial" w:hAnsi="Arial"/>
+                <w:b w:val="false"/>
+                <w:bCs w:val="false"/>
+                <w:i w:val="false"/>
+                <w:iCs w:val="false"/>
+                <w:color w:val="000000"/>
+                <w:sz w:val="18"/>
+                <w:szCs w:val="18"/>
+              </w:rPr>
+              <w:t xml:space="preserve">(c) 108 km/h ÷ 3.6 = 30 m/s. Braking distance = 900 ÷ 10 = 90 m. This is 90 ÷ 40 = 2.25 times the 40 m at 20 m/s. Braking distance depends on the square of speed (u²/2|a|), so increasing the speed by a factor of 1.5 multiplies the braking distance by 1.5² = 2.25. (Doubling the speed multiplies the braking distance by 4, and tripling it multiplies it by 9.)</w:t>
+            </w:r>
+          </w:p>
+          <w:p>
+            <w:pPr>
+              <w:spacing w:after="40" w:before="0"/>
+              <w:jc w:val="left"/>
+            </w:pPr>
+            <w:r>
+              <w:rPr>
+                <w:rFonts w:ascii="Arial" w:cs="Arial" w:eastAsia="Arial" w:hAnsi="Arial"/>
+                <w:b w:val="false"/>
+                <w:bCs w:val="false"/>
+                <w:i w:val="false"/>
+                <w:iCs w:val="false"/>
+                <w:color w:val="000000"/>
+                <w:sz w:val="18"/>
+                <w:szCs w:val="18"/>
+              </w:rPr>
+              <w:t xml:space="preserve"/>
+            </w:r>
+          </w:p>
+          <w:p>
+            <w:pPr>
+              <w:spacing w:after="40" w:before="0"/>
+              <w:jc w:val="left"/>
+            </w:pPr>
+            <w:r>
+              <w:rPr>
+                <w:rFonts w:ascii="Arial" w:cs="Arial" w:eastAsia="Arial" w:hAnsi="Arial"/>
+                <w:b w:val="false"/>
+                <w:bCs w:val="false"/>
+                <w:i w:val="false"/>
+                <w:iCs w:val="false"/>
+                <w:color w:val="000000"/>
+                <w:sz w:val="18"/>
+                <w:szCs w:val="18"/>
+              </w:rPr>
+              <w:t xml:space="preserve">(d) The mkokoteni reaches 20 m/s (72 km/h) with no brakes, and a matatu at the same speed needs 60 m to stop on a dry road, so a cart that cannot brake cannot avoid the lorry. Because braking distance grows with the square of the speed, steep roads like the Kinangop descent have warning signs so drivers slow down early. Ways to reduce the danger: (1) drive at a lower speed and brake early on slopes, following NTSA speed and safe-distance rules; (2) keep a larger gap from the vehicle ahead and reduce speed on wet roads. (Other valid answers: apply a handbrake or put a block under a cart's wheels when parked on a slope.)</w:t>
             </w:r>
           </w:p>
         </w:tc>
@@ -2466,7 +1979,7 @@
                 <w:sz w:val="18"/>
                 <w:szCs w:val="18"/>
               </w:rPr>
-              <w:t xml:space="preserve">Scientific explanation of the phenomenon</w:t>
+              <w:t xml:space="preserve">Explaining the phenomenon (claim, evidence, reasoning)</w:t>
             </w:r>
           </w:p>
         </w:tc>
@@ -2498,7 +2011,7 @@
                 <w:sz w:val="18"/>
                 <w:szCs w:val="18"/>
               </w:rPr>
-              <w:t xml:space="preserve">Clearly explains that gravity is a constant unbalanced force down the slope that produces constant acceleration, rejects the 'something is pushing it' idea, and links acceleration to velocity changing every second.</w:t>
+              <w:t xml:space="preserve">Gives a clear claim that gravity acts down the slope all the time giving a constant acceleration of 2.0 m/s². Uses at least three correct cart values (such as 4 m/s at 2 s, 10 m/s at 5 s, 20 m/s at 10 s and 100 m). Explains why it starts slowly and why the crash feels sudden (s = t²), and correctly says the cart is not in free fall.</w:t>
             </w:r>
           </w:p>
         </w:tc>
@@ -2530,7 +2043,7 @@
                 <w:sz w:val="18"/>
                 <w:szCs w:val="18"/>
               </w:rPr>
-              <w:t xml:space="preserve">Identifies gravity as the cause of the increasing speed and names acceleration, but the explanation of why it is continuous or constant is incomplete.</w:t>
+              <w:t xml:space="preserve">Gives a correct claim with some correct data, and explains acceleration, but explains only one of 'starts slowly' or 'feels sudden', or does not address free fall.</w:t>
             </w:r>
           </w:p>
         </w:tc>
@@ -2562,7 +2075,7 @@
                 <w:sz w:val="18"/>
                 <w:szCs w:val="18"/>
               </w:rPr>
-              <w:t xml:space="preserve">Gives vague or incorrect reasons (for example, a push or the cart's mass alone) or confuses speed with acceleration.</w:t>
+              <w:t xml:space="preserve">Claim is unclear or only says the cart is 'pulled' or 'pushed' without linking to constant acceleration, with little or no data used.</w:t>
             </w:r>
           </w:p>
         </w:tc>
@@ -2596,7 +2109,7 @@
                 <w:sz w:val="18"/>
                 <w:szCs w:val="18"/>
               </w:rPr>
-              <w:t xml:space="preserve">Use of equations of linear motion</w:t>
+              <w:t xml:space="preserve">Using the equations of linear motion</w:t>
             </w:r>
           </w:p>
         </w:tc>
@@ -2628,7 +2141,7 @@
                 <w:sz w:val="18"/>
                 <w:szCs w:val="18"/>
               </w:rPr>
-              <w:t xml:space="preserve">Lists GIVEN and FIND, selects the correct equation every time, rearranges correctly and gets correct answers with units (12 m/s, 24 m, 13.3 s, 267 m).</w:t>
+              <w:t xml:space="preserve">Lists the five variables with units, writes the knowns and unknown, chooses a suitable equation and justifies the choice, calculates correctly with units (20 m/s, 72 km/h, 10 s, 10 m/s at 25 m), verifies with a second equation, and correctly compares how distance and speed change between 25 m and 100 m.</w:t>
             </w:r>
           </w:p>
         </w:tc>
@@ -2660,7 +2173,7 @@
                 <w:sz w:val="18"/>
                 <w:szCs w:val="18"/>
               </w:rPr>
-              <w:t xml:space="preserve">Selects mostly correct equations and gets most answers right, with small slips in rearranging, rounding or units.</w:t>
+              <w:t xml:space="preserve">Chooses suitable equations and gets most answers correct with units, but gives little justification for the choice or does not check with a second equation.</w:t>
             </w:r>
           </w:p>
         </w:tc>
@@ -2692,7 +2205,7 @@
                 <w:sz w:val="18"/>
                 <w:szCs w:val="18"/>
               </w:rPr>
-              <w:t xml:space="preserve">Chooses incorrect equations, omits working or units, or cannot substitute values correctly.</w:t>
+              <w:t xml:space="preserve">Equations are chosen at random or substituted incorrectly, or answers have missing or wrong units.</w:t>
             </w:r>
           </w:p>
         </w:tc>
@@ -2726,7 +2239,7 @@
                 <w:sz w:val="18"/>
                 <w:szCs w:val="18"/>
               </w:rPr>
-              <w:t xml:space="preserve">Interpreting data and relationships</w:t>
+              <w:t xml:space="preserve">Free fall and the comparison with the slope</w:t>
             </w:r>
           </w:p>
         </w:tc>
@@ -2758,7 +2271,7 @@
                 <w:sz w:val="18"/>
                 <w:szCs w:val="18"/>
               </w:rPr>
-              <w:t xml:space="preserve">Completes the table accurately and explains the non-linear relationships (speed against distance, braking distance against speed) using the equations and the 1.4 times and nine times comparisons.</w:t>
+              <w:t xml:space="preserve">Explains that mass does not change the fall time, estimates g correctly (9.8 m/s²) and explains the use of 10 m/s². Calculates 2 s and 20 m/s for the 20 m drop and explains that the slope gives only 0.2 of g, with free fall as the extreme case of a vertical slope.</w:t>
             </w:r>
           </w:p>
         </w:tc>
@@ -2790,7 +2303,7 @@
                 <w:sz w:val="18"/>
                 <w:szCs w:val="18"/>
               </w:rPr>
-              <w:t xml:space="preserve">Completes the table and recognises that the relationships are not straight-line, but gives limited supporting numerical evidence.</w:t>
+              <w:t xml:space="preserve">Calculates the free-fall values correctly and says the cart is slower, but the explanation of why (the slope fraction of g) is incomplete.</w:t>
             </w:r>
           </w:p>
         </w:tc>
@@ -2822,7 +2335,7 @@
                 <w:sz w:val="18"/>
                 <w:szCs w:val="18"/>
               </w:rPr>
-              <w:t xml:space="preserve">Table has several errors or the student assumes that doubling distance or tripling speed simply doubles or triples the outcome.</w:t>
+              <w:t xml:space="preserve">Does not link results to the effect of mass or to the slope, or uses a = 10 m/s² for the cart.</w:t>
             </w:r>
           </w:p>
         </w:tc>
@@ -2856,7 +2369,7 @@
                 <w:sz w:val="18"/>
                 <w:szCs w:val="18"/>
               </w:rPr>
-              <w:t xml:space="preserve">Free fall and the mass question</w:t>
+              <w:t xml:space="preserve">Sign convention and use of scalar/vector terms</w:t>
             </w:r>
           </w:p>
         </w:tc>
@@ -2888,7 +2401,7 @@
                 <w:sz w:val="18"/>
                 <w:szCs w:val="18"/>
               </w:rPr>
-              <w:t xml:space="preserve">Uses observations from the drop experiment, explains with a = F/m = g why mass does not matter, and links free fall to the mkokoteni as a case of the same gravitational acceleration.</w:t>
+              <w:t xml:space="preserve">Chooses a positive direction explicitly, interprets negative acceleration as opposite to the motion, correctly uses a = -10 m/s² for the upward-thrown ball including at the top, and gets the 37.5 m, 5 s and -25 m/s answers with correct signs.</w:t>
             </w:r>
           </w:p>
         </w:tc>
@@ -2920,7 +2433,7 @@
                 <w:sz w:val="18"/>
                 <w:szCs w:val="18"/>
               </w:rPr>
-              <w:t xml:space="preserve">States that all objects fall with the same acceleration and calculates free-fall values correctly, but the explanation of why mass does not matter is brief.</w:t>
+              <w:t xml:space="preserve">Uses signs mostly correctly and gets most answers right, but does not explain the signs or makes one sign error.</w:t>
             </w:r>
           </w:p>
         </w:tc>
@@ -2952,7 +2465,7 @@
                 <w:sz w:val="18"/>
                 <w:szCs w:val="18"/>
               </w:rPr>
-              <w:t xml:space="preserve">Says heavier objects fall faster or gives no reason for equal acceleration.</w:t>
+              <w:t xml:space="preserve">Does not use signs consistently, or says the acceleration is zero at the top of the ball's path.</w:t>
             </w:r>
           </w:p>
         </w:tc>
@@ -2986,7 +2499,7 @@
                 <w:sz w:val="18"/>
                 <w:szCs w:val="18"/>
               </w:rPr>
-              <w:t xml:space="preserve">Real-life application and communication</w:t>
+              <w:t xml:space="preserve">Applying the ideas to road safety</w:t>
             </w:r>
           </w:p>
         </w:tc>
@@ -3018,7 +2531,7 @@
                 <w:sz w:val="18"/>
                 <w:szCs w:val="18"/>
               </w:rPr>
-              <w:t xml:space="preserve">The pitch is clear and well organised, uses Kenyan road-safety evidence and calculated values, gives a sensible mitigation measure, and answers both KICD questions using correct scientific vocabulary.</w:t>
+              <w:t xml:space="preserve">Converts units correctly, calculates reaction, braking and total stopping distances (20 m, 40 m, 60 m; 80 m wet; 90 m at 30 m/s), explains the square relationship, and gives two sensible ways to reduce danger linked to Kinangop signs and NTSA rules.</w:t>
             </w:r>
           </w:p>
         </w:tc>
@@ -3050,7 +2563,7 @@
                 <w:sz w:val="18"/>
                 <w:szCs w:val="18"/>
               </w:rPr>
-              <w:t xml:space="preserve">The pitch covers the explanation and one safety measure, with some use of numbers and vocabulary.</w:t>
+              <w:t xml:space="preserve">Calculates most distances correctly and gives sensible safety measures, but explanation of the square relationship is weak.</w:t>
             </w:r>
           </w:p>
         </w:tc>
@@ -3082,7 +2595,7 @@
                 <w:sz w:val="18"/>
                 <w:szCs w:val="18"/>
               </w:rPr>
-              <w:t xml:space="preserve">The pitch is unclear or incomplete, gives no safety measure, or does not link the mathematics to the real situation.</w:t>
+              <w:t xml:space="preserve">Makes errors in unit conversion or stopping distance, or gives safety ideas that are not linked to the calculations.</w:t>
             </w:r>
           </w:p>
         </w:tc>
@@ -3206,7 +2719,7 @@
         </w:rPr>
         <w:t xml:space="preserve">© 2026 SeaVuria and ARES. This work is licensed under a </w:t>
       </w:r>
-      <w:hyperlink w:history="1" r:id="rIdflionhfstnos0xgkkdj4j">
+      <w:hyperlink w:history="1" r:id="rId9whqdj9poq7xlhc6gejvj">
         <w:r>
           <w:rPr>
             <w:rFonts w:ascii="Arial" w:cs="Arial" w:eastAsia="Arial" w:hAnsi="Arial"/>
@@ -3226,7 +2739,7 @@
         </w:rPr>
         <w:t xml:space="preserve"> (</w:t>
       </w:r>
-      <w:hyperlink w:history="1" r:id="rIdyo_203kqyoeyd4wezswtx">
+      <w:hyperlink w:history="1" r:id="rId-6xtrxbch4tin_ne1pxyc">
         <w:r>
           <w:rPr>
             <w:rFonts w:ascii="Arial" w:cs="Arial" w:eastAsia="Arial" w:hAnsi="Arial"/>
@@ -3246,7 +2759,7 @@
         </w:rPr>
         <w:t xml:space="preserve">). To view a copy of this license, visit </w:t>
       </w:r>
-      <w:hyperlink w:history="1" r:id="rIdzmwncj4bnojvhsxibw0b4">
+      <w:hyperlink w:history="1" r:id="rIdg0dzj-q6co3nwqzknj2bj">
         <w:r>
           <w:rPr>
             <w:rFonts w:ascii="Arial" w:cs="Arial" w:eastAsia="Arial" w:hAnsi="Arial"/>

--- a/data/outputs/v2/General_Science/SS3.2_Linear_Motion/General_Science_Linear_Motion_FinalExplanation_TeacherKey.docx
+++ b/data/outputs/v2/General_Science/SS3.2_Linear_Motion/General_Science_Linear_Motion_FinalExplanation_TeacherKey.docx
@@ -4,6 +4,7 @@
   <w:body>
     <w:p>
       <w:pPr>
+        <w:keepNext w:val="false"/>
         <w:spacing w:after="30" w:before="0"/>
         <w:jc w:val="center"/>
       </w:pPr>
@@ -23,6 +24,7 @@
     </w:p>
     <w:p>
       <w:pPr>
+        <w:keepNext w:val="false"/>
         <w:spacing w:after="60" w:before="0"/>
         <w:jc w:val="center"/>
       </w:pPr>
@@ -81,6 +83,7 @@
           </w:tcPr>
           <w:p>
             <w:pPr>
+              <w:keepNext w:val="false"/>
               <w:spacing w:after="40" w:before="0"/>
               <w:jc w:val="center"/>
             </w:pPr>
@@ -116,6 +119,7 @@
           </w:tcPr>
           <w:p>
             <w:pPr>
+              <w:keepNext w:val="false"/>
               <w:spacing w:after="40" w:before="0"/>
               <w:jc w:val="center"/>
             </w:pPr>
@@ -176,6 +180,7 @@
           </w:tcPr>
           <w:p>
             <w:pPr>
+              <w:keepNext w:val="false"/>
               <w:spacing w:after="40" w:before="0"/>
               <w:jc w:val="center"/>
             </w:pPr>
@@ -210,6 +215,7 @@
           </w:tcPr>
           <w:p>
             <w:pPr>
+              <w:keepNext w:val="false"/>
               <w:spacing w:after="40" w:before="0"/>
               <w:jc w:val="left"/>
             </w:pPr>
@@ -271,6 +277,7 @@
           </w:tcPr>
           <w:p>
             <w:pPr>
+              <w:keepNext/>
               <w:spacing w:after="40" w:before="0"/>
               <w:jc w:val="center"/>
             </w:pPr>
@@ -305,6 +312,7 @@
           </w:tcPr>
           <w:p>
             <w:pPr>
+              <w:keepNext w:val="false"/>
               <w:spacing w:after="40" w:before="0"/>
               <w:jc w:val="left"/>
             </w:pPr>
@@ -324,6 +332,7 @@
           </w:p>
           <w:p>
             <w:pPr>
+              <w:keepNext w:val="false"/>
               <w:spacing w:after="40" w:before="0"/>
               <w:jc w:val="left"/>
             </w:pPr>
@@ -343,6 +352,7 @@
           </w:p>
           <w:p>
             <w:pPr>
+              <w:keepNext w:val="false"/>
               <w:spacing w:after="40" w:before="0"/>
               <w:jc w:val="left"/>
             </w:pPr>
@@ -362,6 +372,7 @@
           </w:p>
           <w:p>
             <w:pPr>
+              <w:keepNext w:val="false"/>
               <w:spacing w:after="40" w:before="0"/>
               <w:jc w:val="left"/>
             </w:pPr>
@@ -381,6 +392,7 @@
           </w:p>
           <w:p>
             <w:pPr>
+              <w:keepNext w:val="false"/>
               <w:spacing w:after="40" w:before="0"/>
               <w:jc w:val="left"/>
             </w:pPr>
@@ -413,6 +425,7 @@
           </w:tcPr>
           <w:p>
             <w:pPr>
+              <w:keepNext w:val="false"/>
               <w:spacing w:after="40" w:before="0"/>
               <w:jc w:val="left"/>
             </w:pPr>
@@ -432,6 +445,7 @@
           </w:p>
           <w:p>
             <w:pPr>
+              <w:keepNext w:val="false"/>
               <w:spacing w:after="40" w:before="0"/>
               <w:jc w:val="left"/>
             </w:pPr>
@@ -451,6 +465,7 @@
           </w:p>
           <w:p>
             <w:pPr>
+              <w:keepNext w:val="false"/>
               <w:spacing w:after="40" w:before="0"/>
               <w:jc w:val="left"/>
             </w:pPr>
@@ -470,6 +485,7 @@
           </w:p>
           <w:p>
             <w:pPr>
+              <w:keepNext w:val="false"/>
               <w:spacing w:after="40" w:before="0"/>
               <w:jc w:val="left"/>
             </w:pPr>
@@ -489,6 +505,7 @@
           </w:p>
           <w:p>
             <w:pPr>
+              <w:keepNext w:val="false"/>
               <w:spacing w:after="40" w:before="0"/>
               <w:jc w:val="left"/>
             </w:pPr>
@@ -508,6 +525,7 @@
           </w:p>
           <w:p>
             <w:pPr>
+              <w:keepNext w:val="false"/>
               <w:spacing w:after="40" w:before="0"/>
               <w:jc w:val="left"/>
             </w:pPr>
@@ -527,6 +545,7 @@
           </w:p>
           <w:p>
             <w:pPr>
+              <w:keepNext w:val="false"/>
               <w:spacing w:after="40" w:before="0"/>
               <w:jc w:val="left"/>
             </w:pPr>
@@ -588,6 +607,7 @@
           </w:tcPr>
           <w:p>
             <w:pPr>
+              <w:keepNext/>
               <w:spacing w:after="40" w:before="0"/>
               <w:jc w:val="center"/>
             </w:pPr>
@@ -622,6 +642,7 @@
           </w:tcPr>
           <w:p>
             <w:pPr>
+              <w:keepNext w:val="false"/>
               <w:spacing w:after="40" w:before="0"/>
               <w:jc w:val="left"/>
             </w:pPr>
@@ -641,6 +662,7 @@
           </w:p>
           <w:p>
             <w:pPr>
+              <w:keepNext w:val="false"/>
               <w:spacing w:after="40" w:before="0"/>
               <w:jc w:val="left"/>
             </w:pPr>
@@ -660,6 +682,7 @@
           </w:p>
           <w:p>
             <w:pPr>
+              <w:keepNext w:val="false"/>
               <w:spacing w:after="40" w:before="0"/>
               <w:jc w:val="left"/>
             </w:pPr>
@@ -679,6 +702,7 @@
           </w:p>
           <w:p>
             <w:pPr>
+              <w:keepNext w:val="false"/>
               <w:spacing w:after="40" w:before="0"/>
               <w:jc w:val="left"/>
             </w:pPr>
@@ -698,6 +722,7 @@
           </w:p>
           <w:p>
             <w:pPr>
+              <w:keepNext w:val="false"/>
               <w:spacing w:after="40" w:before="0"/>
               <w:jc w:val="left"/>
             </w:pPr>
@@ -730,6 +755,7 @@
           </w:tcPr>
           <w:p>
             <w:pPr>
+              <w:keepNext w:val="false"/>
               <w:spacing w:after="40" w:before="0"/>
               <w:jc w:val="left"/>
             </w:pPr>
@@ -749,6 +775,7 @@
           </w:p>
           <w:p>
             <w:pPr>
+              <w:keepNext w:val="false"/>
               <w:spacing w:after="40" w:before="0"/>
               <w:jc w:val="left"/>
             </w:pPr>
@@ -768,6 +795,7 @@
           </w:p>
           <w:p>
             <w:pPr>
+              <w:keepNext w:val="false"/>
               <w:spacing w:after="40" w:before="0"/>
               <w:jc w:val="left"/>
             </w:pPr>
@@ -787,6 +815,7 @@
           </w:p>
           <w:p>
             <w:pPr>
+              <w:keepNext w:val="false"/>
               <w:spacing w:after="40" w:before="0"/>
               <w:jc w:val="left"/>
             </w:pPr>
@@ -806,6 +835,7 @@
           </w:p>
           <w:p>
             <w:pPr>
+              <w:keepNext w:val="false"/>
               <w:spacing w:after="40" w:before="0"/>
               <w:jc w:val="left"/>
             </w:pPr>
@@ -825,6 +855,7 @@
           </w:p>
           <w:p>
             <w:pPr>
+              <w:keepNext w:val="false"/>
               <w:spacing w:after="40" w:before="0"/>
               <w:jc w:val="left"/>
             </w:pPr>
@@ -844,6 +875,7 @@
           </w:p>
           <w:p>
             <w:pPr>
+              <w:keepNext w:val="false"/>
               <w:spacing w:after="40" w:before="0"/>
               <w:jc w:val="left"/>
             </w:pPr>
@@ -905,6 +937,7 @@
           </w:tcPr>
           <w:p>
             <w:pPr>
+              <w:keepNext/>
               <w:spacing w:after="40" w:before="0"/>
               <w:jc w:val="center"/>
             </w:pPr>
@@ -939,6 +972,7 @@
           </w:tcPr>
           <w:p>
             <w:pPr>
+              <w:keepNext w:val="false"/>
               <w:spacing w:after="40" w:before="0"/>
               <w:jc w:val="left"/>
             </w:pPr>
@@ -958,6 +992,7 @@
           </w:p>
           <w:p>
             <w:pPr>
+              <w:keepNext w:val="false"/>
               <w:spacing w:after="40" w:before="0"/>
               <w:jc w:val="left"/>
             </w:pPr>
@@ -977,6 +1012,7 @@
           </w:p>
           <w:p>
             <w:pPr>
+              <w:keepNext w:val="false"/>
               <w:spacing w:after="40" w:before="0"/>
               <w:jc w:val="left"/>
             </w:pPr>
@@ -996,6 +1032,7 @@
           </w:p>
           <w:p>
             <w:pPr>
+              <w:keepNext w:val="false"/>
               <w:spacing w:after="40" w:before="0"/>
               <w:jc w:val="left"/>
             </w:pPr>
@@ -1015,6 +1052,7 @@
           </w:p>
           <w:p>
             <w:pPr>
+              <w:keepNext w:val="false"/>
               <w:spacing w:after="40" w:before="0"/>
               <w:jc w:val="left"/>
             </w:pPr>
@@ -1047,6 +1085,7 @@
           </w:tcPr>
           <w:p>
             <w:pPr>
+              <w:keepNext w:val="false"/>
               <w:spacing w:after="40" w:before="0"/>
               <w:jc w:val="left"/>
             </w:pPr>
@@ -1066,6 +1105,7 @@
           </w:p>
           <w:p>
             <w:pPr>
+              <w:keepNext w:val="false"/>
               <w:spacing w:after="40" w:before="0"/>
               <w:jc w:val="left"/>
             </w:pPr>
@@ -1085,6 +1125,7 @@
           </w:p>
           <w:p>
             <w:pPr>
+              <w:keepNext w:val="false"/>
               <w:spacing w:after="40" w:before="0"/>
               <w:jc w:val="left"/>
             </w:pPr>
@@ -1104,6 +1145,7 @@
           </w:p>
           <w:p>
             <w:pPr>
+              <w:keepNext w:val="false"/>
               <w:spacing w:after="40" w:before="0"/>
               <w:jc w:val="left"/>
             </w:pPr>
@@ -1123,6 +1165,7 @@
           </w:p>
           <w:p>
             <w:pPr>
+              <w:keepNext w:val="false"/>
               <w:spacing w:after="40" w:before="0"/>
               <w:jc w:val="left"/>
             </w:pPr>
@@ -1142,6 +1185,7 @@
           </w:p>
           <w:p>
             <w:pPr>
+              <w:keepNext w:val="false"/>
               <w:spacing w:after="40" w:before="0"/>
               <w:jc w:val="left"/>
             </w:pPr>
@@ -1161,6 +1205,7 @@
           </w:p>
           <w:p>
             <w:pPr>
+              <w:keepNext w:val="false"/>
               <w:spacing w:after="40" w:before="0"/>
               <w:jc w:val="left"/>
             </w:pPr>
@@ -1222,6 +1267,7 @@
           </w:tcPr>
           <w:p>
             <w:pPr>
+              <w:keepNext/>
               <w:spacing w:after="40" w:before="0"/>
               <w:jc w:val="center"/>
             </w:pPr>
@@ -1256,6 +1302,7 @@
           </w:tcPr>
           <w:p>
             <w:pPr>
+              <w:keepNext w:val="false"/>
               <w:spacing w:after="40" w:before="0"/>
               <w:jc w:val="left"/>
             </w:pPr>
@@ -1275,6 +1322,7 @@
           </w:p>
           <w:p>
             <w:pPr>
+              <w:keepNext w:val="false"/>
               <w:spacing w:after="40" w:before="0"/>
               <w:jc w:val="left"/>
             </w:pPr>
@@ -1294,6 +1342,7 @@
           </w:p>
           <w:p>
             <w:pPr>
+              <w:keepNext w:val="false"/>
               <w:spacing w:after="40" w:before="0"/>
               <w:jc w:val="left"/>
             </w:pPr>
@@ -1313,6 +1362,7 @@
           </w:p>
           <w:p>
             <w:pPr>
+              <w:keepNext w:val="false"/>
               <w:spacing w:after="40" w:before="0"/>
               <w:jc w:val="left"/>
             </w:pPr>
@@ -1345,6 +1395,7 @@
           </w:tcPr>
           <w:p>
             <w:pPr>
+              <w:keepNext w:val="false"/>
               <w:spacing w:after="40" w:before="0"/>
               <w:jc w:val="left"/>
             </w:pPr>
@@ -1364,6 +1415,7 @@
           </w:p>
           <w:p>
             <w:pPr>
+              <w:keepNext w:val="false"/>
               <w:spacing w:after="40" w:before="0"/>
               <w:jc w:val="left"/>
             </w:pPr>
@@ -1383,6 +1435,7 @@
           </w:p>
           <w:p>
             <w:pPr>
+              <w:keepNext w:val="false"/>
               <w:spacing w:after="40" w:before="0"/>
               <w:jc w:val="left"/>
             </w:pPr>
@@ -1402,6 +1455,7 @@
           </w:p>
           <w:p>
             <w:pPr>
+              <w:keepNext w:val="false"/>
               <w:spacing w:after="40" w:before="0"/>
               <w:jc w:val="left"/>
             </w:pPr>
@@ -1421,6 +1475,7 @@
           </w:p>
           <w:p>
             <w:pPr>
+              <w:keepNext w:val="false"/>
               <w:spacing w:after="40" w:before="0"/>
               <w:jc w:val="left"/>
             </w:pPr>
@@ -1482,6 +1537,7 @@
           </w:tcPr>
           <w:p>
             <w:pPr>
+              <w:keepNext/>
               <w:spacing w:after="40" w:before="0"/>
               <w:jc w:val="center"/>
             </w:pPr>
@@ -1516,6 +1572,7 @@
           </w:tcPr>
           <w:p>
             <w:pPr>
+              <w:keepNext w:val="false"/>
               <w:spacing w:after="40" w:before="0"/>
               <w:jc w:val="left"/>
             </w:pPr>
@@ -1535,6 +1592,7 @@
           </w:p>
           <w:p>
             <w:pPr>
+              <w:keepNext w:val="false"/>
               <w:spacing w:after="40" w:before="0"/>
               <w:jc w:val="left"/>
             </w:pPr>
@@ -1554,6 +1612,7 @@
           </w:p>
           <w:p>
             <w:pPr>
+              <w:keepNext w:val="false"/>
               <w:spacing w:after="40" w:before="0"/>
               <w:jc w:val="left"/>
             </w:pPr>
@@ -1573,6 +1632,7 @@
           </w:p>
           <w:p>
             <w:pPr>
+              <w:keepNext w:val="false"/>
               <w:spacing w:after="40" w:before="0"/>
               <w:jc w:val="left"/>
             </w:pPr>
@@ -1592,6 +1652,7 @@
           </w:p>
           <w:p>
             <w:pPr>
+              <w:keepNext w:val="false"/>
               <w:spacing w:after="40" w:before="0"/>
               <w:jc w:val="left"/>
             </w:pPr>
@@ -1624,6 +1685,7 @@
           </w:tcPr>
           <w:p>
             <w:pPr>
+              <w:keepNext w:val="false"/>
               <w:spacing w:after="40" w:before="0"/>
               <w:jc w:val="left"/>
             </w:pPr>
@@ -1643,6 +1705,7 @@
           </w:p>
           <w:p>
             <w:pPr>
+              <w:keepNext w:val="false"/>
               <w:spacing w:after="40" w:before="0"/>
               <w:jc w:val="left"/>
             </w:pPr>
@@ -1662,6 +1725,7 @@
           </w:p>
           <w:p>
             <w:pPr>
+              <w:keepNext w:val="false"/>
               <w:spacing w:after="40" w:before="0"/>
               <w:jc w:val="left"/>
             </w:pPr>
@@ -1681,6 +1745,7 @@
           </w:p>
           <w:p>
             <w:pPr>
+              <w:keepNext w:val="false"/>
               <w:spacing w:after="40" w:before="0"/>
               <w:jc w:val="left"/>
             </w:pPr>
@@ -1700,6 +1765,7 @@
           </w:p>
           <w:p>
             <w:pPr>
+              <w:keepNext w:val="false"/>
               <w:spacing w:after="40" w:before="0"/>
               <w:jc w:val="left"/>
             </w:pPr>
@@ -1719,6 +1785,7 @@
           </w:p>
           <w:p>
             <w:pPr>
+              <w:keepNext w:val="false"/>
               <w:spacing w:after="40" w:before="0"/>
               <w:jc w:val="left"/>
             </w:pPr>
@@ -1738,6 +1805,7 @@
           </w:p>
           <w:p>
             <w:pPr>
+              <w:keepNext w:val="false"/>
               <w:spacing w:after="40" w:before="0"/>
               <w:jc w:val="left"/>
             </w:pPr>
@@ -1801,6 +1869,7 @@
           </w:tcPr>
           <w:p>
             <w:pPr>
+              <w:keepNext w:val="false"/>
               <w:spacing w:after="40" w:before="0"/>
               <w:jc w:val="center"/>
             </w:pPr>
@@ -1835,6 +1904,7 @@
           </w:tcPr>
           <w:p>
             <w:pPr>
+              <w:keepNext w:val="false"/>
               <w:spacing w:after="40" w:before="0"/>
               <w:jc w:val="left"/>
             </w:pPr>
@@ -1867,6 +1937,7 @@
           </w:tcPr>
           <w:p>
             <w:pPr>
+              <w:keepNext w:val="false"/>
               <w:spacing w:after="40" w:before="0"/>
               <w:jc w:val="left"/>
             </w:pPr>
@@ -1899,6 +1970,7 @@
           </w:tcPr>
           <w:p>
             <w:pPr>
+              <w:keepNext w:val="false"/>
               <w:spacing w:after="40" w:before="0"/>
               <w:jc w:val="left"/>
             </w:pPr>
@@ -1931,6 +2003,7 @@
           </w:tcPr>
           <w:p>
             <w:pPr>
+              <w:keepNext w:val="false"/>
               <w:spacing w:after="40" w:before="0"/>
               <w:jc w:val="left"/>
             </w:pPr>
@@ -1965,6 +2038,7 @@
           </w:tcPr>
           <w:p>
             <w:pPr>
+              <w:keepNext w:val="false"/>
               <w:spacing w:after="40" w:before="0"/>
               <w:jc w:val="left"/>
             </w:pPr>
@@ -1997,6 +2071,7 @@
           </w:tcPr>
           <w:p>
             <w:pPr>
+              <w:keepNext w:val="false"/>
               <w:spacing w:after="40" w:before="0"/>
               <w:jc w:val="left"/>
             </w:pPr>
@@ -2029,6 +2104,7 @@
           </w:tcPr>
           <w:p>
             <w:pPr>
+              <w:keepNext w:val="false"/>
               <w:spacing w:after="40" w:before="0"/>
               <w:jc w:val="left"/>
             </w:pPr>
@@ -2061,6 +2137,7 @@
           </w:tcPr>
           <w:p>
             <w:pPr>
+              <w:keepNext w:val="false"/>
               <w:spacing w:after="40" w:before="0"/>
               <w:jc w:val="left"/>
             </w:pPr>
@@ -2095,6 +2172,7 @@
           </w:tcPr>
           <w:p>
             <w:pPr>
+              <w:keepNext w:val="false"/>
               <w:spacing w:after="40" w:before="0"/>
               <w:jc w:val="left"/>
             </w:pPr>
@@ -2127,6 +2205,7 @@
           </w:tcPr>
           <w:p>
             <w:pPr>
+              <w:keepNext w:val="false"/>
               <w:spacing w:after="40" w:before="0"/>
               <w:jc w:val="left"/>
             </w:pPr>
@@ -2159,6 +2238,7 @@
           </w:tcPr>
           <w:p>
             <w:pPr>
+              <w:keepNext w:val="false"/>
               <w:spacing w:after="40" w:before="0"/>
               <w:jc w:val="left"/>
             </w:pPr>
@@ -2191,6 +2271,7 @@
           </w:tcPr>
           <w:p>
             <w:pPr>
+              <w:keepNext w:val="false"/>
               <w:spacing w:after="40" w:before="0"/>
               <w:jc w:val="left"/>
             </w:pPr>
@@ -2225,6 +2306,7 @@
           </w:tcPr>
           <w:p>
             <w:pPr>
+              <w:keepNext w:val="false"/>
               <w:spacing w:after="40" w:before="0"/>
               <w:jc w:val="left"/>
             </w:pPr>
@@ -2257,6 +2339,7 @@
           </w:tcPr>
           <w:p>
             <w:pPr>
+              <w:keepNext w:val="false"/>
               <w:spacing w:after="40" w:before="0"/>
               <w:jc w:val="left"/>
             </w:pPr>
@@ -2289,6 +2372,7 @@
           </w:tcPr>
           <w:p>
             <w:pPr>
+              <w:keepNext w:val="false"/>
               <w:spacing w:after="40" w:before="0"/>
               <w:jc w:val="left"/>
             </w:pPr>
@@ -2321,6 +2405,7 @@
           </w:tcPr>
           <w:p>
             <w:pPr>
+              <w:keepNext w:val="false"/>
               <w:spacing w:after="40" w:before="0"/>
               <w:jc w:val="left"/>
             </w:pPr>
@@ -2355,6 +2440,7 @@
           </w:tcPr>
           <w:p>
             <w:pPr>
+              <w:keepNext w:val="false"/>
               <w:spacing w:after="40" w:before="0"/>
               <w:jc w:val="left"/>
             </w:pPr>
@@ -2387,6 +2473,7 @@
           </w:tcPr>
           <w:p>
             <w:pPr>
+              <w:keepNext w:val="false"/>
               <w:spacing w:after="40" w:before="0"/>
               <w:jc w:val="left"/>
             </w:pPr>
@@ -2419,6 +2506,7 @@
           </w:tcPr>
           <w:p>
             <w:pPr>
+              <w:keepNext w:val="false"/>
               <w:spacing w:after="40" w:before="0"/>
               <w:jc w:val="left"/>
             </w:pPr>
@@ -2451,6 +2539,7 @@
           </w:tcPr>
           <w:p>
             <w:pPr>
+              <w:keepNext w:val="false"/>
               <w:spacing w:after="40" w:before="0"/>
               <w:jc w:val="left"/>
             </w:pPr>
@@ -2485,6 +2574,7 @@
           </w:tcPr>
           <w:p>
             <w:pPr>
+              <w:keepNext w:val="false"/>
               <w:spacing w:after="40" w:before="0"/>
               <w:jc w:val="left"/>
             </w:pPr>
@@ -2517,6 +2607,7 @@
           </w:tcPr>
           <w:p>
             <w:pPr>
+              <w:keepNext w:val="false"/>
               <w:spacing w:after="40" w:before="0"/>
               <w:jc w:val="left"/>
             </w:pPr>
@@ -2549,6 +2640,7 @@
           </w:tcPr>
           <w:p>
             <w:pPr>
+              <w:keepNext w:val="false"/>
               <w:spacing w:after="40" w:before="0"/>
               <w:jc w:val="left"/>
             </w:pPr>
@@ -2581,6 +2673,7 @@
           </w:tcPr>
           <w:p>
             <w:pPr>
+              <w:keepNext w:val="false"/>
               <w:spacing w:after="40" w:before="0"/>
               <w:jc w:val="left"/>
             </w:pPr>
@@ -2719,7 +2812,7 @@
         </w:rPr>
         <w:t xml:space="preserve">© 2026 SeaVuria and ARES. This work is licensed under a </w:t>
       </w:r>
-      <w:hyperlink w:history="1" r:id="rId9whqdj9poq7xlhc6gejvj">
+      <w:hyperlink w:history="1" r:id="rIdmg0facdcsbmscqglljo6y">
         <w:r>
           <w:rPr>
             <w:rFonts w:ascii="Arial" w:cs="Arial" w:eastAsia="Arial" w:hAnsi="Arial"/>
@@ -2739,7 +2832,7 @@
         </w:rPr>
         <w:t xml:space="preserve"> (</w:t>
       </w:r>
-      <w:hyperlink w:history="1" r:id="rId-6xtrxbch4tin_ne1pxyc">
+      <w:hyperlink w:history="1" r:id="rIdzyfetemcgvbpc_f3azdbo">
         <w:r>
           <w:rPr>
             <w:rFonts w:ascii="Arial" w:cs="Arial" w:eastAsia="Arial" w:hAnsi="Arial"/>
@@ -2759,7 +2852,7 @@
         </w:rPr>
         <w:t xml:space="preserve">). To view a copy of this license, visit </w:t>
       </w:r>
-      <w:hyperlink w:history="1" r:id="rIdg0dzj-q6co3nwqzknj2bj">
+      <w:hyperlink w:history="1" r:id="rIdvizkvs8ti8w7rjqay_4nv">
         <w:r>
           <w:rPr>
             <w:rFonts w:ascii="Arial" w:cs="Arial" w:eastAsia="Arial" w:hAnsi="Arial"/>

--- a/data/outputs/v2/General_Science/SS3.2_Linear_Motion/General_Science_Linear_Motion_FinalExplanation_TeacherKey.docx
+++ b/data/outputs/v2/General_Science/SS3.2_Linear_Motion/General_Science_Linear_Motion_FinalExplanation_TeacherKey.docx
@@ -2812,7 +2812,7 @@
         </w:rPr>
         <w:t xml:space="preserve">© 2026 SeaVuria and ARES. This work is licensed under a </w:t>
       </w:r>
-      <w:hyperlink w:history="1" r:id="rIdmg0facdcsbmscqglljo6y">
+      <w:hyperlink w:history="1" r:id="rIdkzeibeyvw8lkvd4yywivo">
         <w:r>
           <w:rPr>
             <w:rFonts w:ascii="Arial" w:cs="Arial" w:eastAsia="Arial" w:hAnsi="Arial"/>
@@ -2832,7 +2832,7 @@
         </w:rPr>
         <w:t xml:space="preserve"> (</w:t>
       </w:r>
-      <w:hyperlink w:history="1" r:id="rIdzyfetemcgvbpc_f3azdbo">
+      <w:hyperlink w:history="1" r:id="rIdur2pv0ryaockpclk_f6v5">
         <w:r>
           <w:rPr>
             <w:rFonts w:ascii="Arial" w:cs="Arial" w:eastAsia="Arial" w:hAnsi="Arial"/>
@@ -2852,7 +2852,7 @@
         </w:rPr>
         <w:t xml:space="preserve">). To view a copy of this license, visit </w:t>
       </w:r>
-      <w:hyperlink w:history="1" r:id="rIdvizkvs8ti8w7rjqay_4nv">
+      <w:hyperlink w:history="1" r:id="rId3y2daztt5fikf77banoo-">
         <w:r>
           <w:rPr>
             <w:rFonts w:ascii="Arial" w:cs="Arial" w:eastAsia="Arial" w:hAnsi="Arial"/>
